--- a/01_Thesis/dissertation/FireSpreadSimulator/Simulation.docx
+++ b/01_Thesis/dissertation/FireSpreadSimulator/Simulation.docx
@@ -5467,7 +5467,7 @@
           <w:lang w:val="en-US"/>
         </w:rPr>
       </w:pPr>
-      <w:bookmarkStart w:id="5" w:name="_Toc222063315"/>
+      <w:bookmarkStart w:id="5" w:name="_Toc222086798"/>
       <w:r>
         <w:rPr>
           <w:lang w:val="en-US"/>
@@ -5502,7 +5502,7 @@
               <w:rFonts w:asciiTheme="minorHAnsi" w:eastAsiaTheme="minorEastAsia" w:hAnsiTheme="minorHAnsi"/>
               <w:kern w:val="2"/>
               <w:szCs w:val="24"/>
-              <w:lang w:val="tr-TR" w:eastAsia="tr-TR"/>
+              <w:lang w:eastAsia="tr-TR"/>
               <w14:ligatures w14:val="standardContextual"/>
             </w:rPr>
           </w:pPr>
@@ -5524,7 +5524,7 @@
             </w:rPr>
             <w:fldChar w:fldCharType="separate"/>
           </w:r>
-          <w:hyperlink w:anchor="_Toc222063315" w:history="1">
+          <w:hyperlink w:anchor="_Toc222086798" w:history="1">
             <w:r>
               <w:rPr>
                 <w:rStyle w:val="Hyperlink"/>
@@ -5547,7 +5547,7 @@
               <w:rPr>
                 <w:webHidden/>
               </w:rPr>
-              <w:instrText xml:space="preserve"> PAGEREF _Toc222063315 \h </w:instrText>
+              <w:instrText xml:space="preserve"> PAGEREF _Toc222086798 \h </w:instrText>
             </w:r>
             <w:r>
               <w:rPr>
@@ -5581,11 +5581,11 @@
               <w:rFonts w:asciiTheme="minorHAnsi" w:eastAsiaTheme="minorEastAsia" w:hAnsiTheme="minorHAnsi"/>
               <w:kern w:val="2"/>
               <w:szCs w:val="24"/>
-              <w:lang w:val="tr-TR" w:eastAsia="tr-TR"/>
+              <w:lang w:eastAsia="tr-TR"/>
               <w14:ligatures w14:val="standardContextual"/>
             </w:rPr>
           </w:pPr>
-          <w:hyperlink w:anchor="_Toc222063316" w:history="1">
+          <w:hyperlink w:anchor="_Toc222086799" w:history="1">
             <w:r>
               <w:rPr>
                 <w:rStyle w:val="Hyperlink"/>
@@ -5608,7 +5608,7 @@
               <w:rPr>
                 <w:webHidden/>
               </w:rPr>
-              <w:instrText xml:space="preserve"> PAGEREF _Toc222063316 \h </w:instrText>
+              <w:instrText xml:space="preserve"> PAGEREF _Toc222086799 \h </w:instrText>
             </w:r>
             <w:r>
               <w:rPr>
@@ -5642,11 +5642,11 @@
               <w:rFonts w:asciiTheme="minorHAnsi" w:eastAsiaTheme="minorEastAsia" w:hAnsiTheme="minorHAnsi"/>
               <w:kern w:val="2"/>
               <w:szCs w:val="24"/>
-              <w:lang w:val="tr-TR" w:eastAsia="tr-TR"/>
+              <w:lang w:eastAsia="tr-TR"/>
               <w14:ligatures w14:val="standardContextual"/>
             </w:rPr>
           </w:pPr>
-          <w:hyperlink w:anchor="_Toc222063317" w:history="1">
+          <w:hyperlink w:anchor="_Toc222086800" w:history="1">
             <w:r>
               <w:rPr>
                 <w:rStyle w:val="Hyperlink"/>
@@ -5669,7 +5669,7 @@
               <w:rPr>
                 <w:webHidden/>
               </w:rPr>
-              <w:instrText xml:space="preserve"> PAGEREF _Toc222063317 \h </w:instrText>
+              <w:instrText xml:space="preserve"> PAGEREF _Toc222086800 \h </w:instrText>
             </w:r>
             <w:r>
               <w:rPr>
@@ -5703,11 +5703,11 @@
               <w:rFonts w:asciiTheme="minorHAnsi" w:eastAsiaTheme="minorEastAsia" w:hAnsiTheme="minorHAnsi"/>
               <w:kern w:val="2"/>
               <w:szCs w:val="24"/>
-              <w:lang w:val="tr-TR" w:eastAsia="tr-TR"/>
+              <w:lang w:eastAsia="tr-TR"/>
               <w14:ligatures w14:val="standardContextual"/>
             </w:rPr>
           </w:pPr>
-          <w:hyperlink w:anchor="_Toc222063318" w:history="1">
+          <w:hyperlink w:anchor="_Toc222086801" w:history="1">
             <w:r>
               <w:rPr>
                 <w:rStyle w:val="Hyperlink"/>
@@ -5730,7 +5730,7 @@
               <w:rPr>
                 <w:webHidden/>
               </w:rPr>
-              <w:instrText xml:space="preserve"> PAGEREF _Toc222063318 \h </w:instrText>
+              <w:instrText xml:space="preserve"> PAGEREF _Toc222086801 \h </w:instrText>
             </w:r>
             <w:r>
               <w:rPr>
@@ -5764,11 +5764,11 @@
               <w:rFonts w:asciiTheme="minorHAnsi" w:eastAsiaTheme="minorEastAsia" w:hAnsiTheme="minorHAnsi"/>
               <w:kern w:val="2"/>
               <w:szCs w:val="24"/>
-              <w:lang w:val="tr-TR" w:eastAsia="tr-TR"/>
+              <w:lang w:eastAsia="tr-TR"/>
               <w14:ligatures w14:val="standardContextual"/>
             </w:rPr>
           </w:pPr>
-          <w:hyperlink w:anchor="_Toc222063319" w:history="1">
+          <w:hyperlink w:anchor="_Toc222086802" w:history="1">
             <w:r>
               <w:rPr>
                 <w:rStyle w:val="Hyperlink"/>
@@ -5791,7 +5791,7 @@
               <w:rPr>
                 <w:webHidden/>
               </w:rPr>
-              <w:instrText xml:space="preserve"> PAGEREF _Toc222063319 \h </w:instrText>
+              <w:instrText xml:space="preserve"> PAGEREF _Toc222086802 \h </w:instrText>
             </w:r>
             <w:r>
               <w:rPr>
@@ -5828,11 +5828,11 @@
               <w:rFonts w:asciiTheme="minorHAnsi" w:eastAsiaTheme="minorEastAsia" w:hAnsiTheme="minorHAnsi"/>
               <w:kern w:val="2"/>
               <w:szCs w:val="24"/>
-              <w:lang w:val="tr-TR" w:eastAsia="tr-TR"/>
+              <w:lang w:eastAsia="tr-TR"/>
               <w14:ligatures w14:val="standardContextual"/>
             </w:rPr>
           </w:pPr>
-          <w:hyperlink w:anchor="_Toc222063320" w:history="1">
+          <w:hyperlink w:anchor="_Toc222086803" w:history="1">
             <w:r>
               <w:rPr>
                 <w:rStyle w:val="Hyperlink"/>
@@ -5844,7 +5844,7 @@
                 <w:rFonts w:asciiTheme="minorHAnsi" w:eastAsiaTheme="minorEastAsia" w:hAnsiTheme="minorHAnsi"/>
                 <w:kern w:val="2"/>
                 <w:szCs w:val="24"/>
-                <w:lang w:val="tr-TR" w:eastAsia="tr-TR"/>
+                <w:lang w:eastAsia="tr-TR"/>
                 <w14:ligatures w14:val="standardContextual"/>
               </w:rPr>
               <w:tab/>
@@ -5871,7 +5871,7 @@
               <w:rPr>
                 <w:webHidden/>
               </w:rPr>
-              <w:instrText xml:space="preserve"> PAGEREF _Toc222063320 \h </w:instrText>
+              <w:instrText xml:space="preserve"> PAGEREF _Toc222086803 \h </w:instrText>
             </w:r>
             <w:r>
               <w:rPr>
@@ -5908,11 +5908,11 @@
               <w:rFonts w:asciiTheme="minorHAnsi" w:eastAsiaTheme="minorEastAsia" w:hAnsiTheme="minorHAnsi"/>
               <w:kern w:val="2"/>
               <w:szCs w:val="24"/>
-              <w:lang w:val="tr-TR" w:eastAsia="tr-TR"/>
+              <w:lang w:eastAsia="tr-TR"/>
               <w14:ligatures w14:val="standardContextual"/>
             </w:rPr>
           </w:pPr>
-          <w:hyperlink w:anchor="_Toc222063321" w:history="1">
+          <w:hyperlink w:anchor="_Toc222086804" w:history="1">
             <w:r>
               <w:rPr>
                 <w:rStyle w:val="Hyperlink"/>
@@ -5924,7 +5924,7 @@
                 <w:rFonts w:asciiTheme="minorHAnsi" w:eastAsiaTheme="minorEastAsia" w:hAnsiTheme="minorHAnsi"/>
                 <w:kern w:val="2"/>
                 <w:szCs w:val="24"/>
-                <w:lang w:val="tr-TR" w:eastAsia="tr-TR"/>
+                <w:lang w:eastAsia="tr-TR"/>
                 <w14:ligatures w14:val="standardContextual"/>
               </w:rPr>
               <w:tab/>
@@ -5951,7 +5951,7 @@
               <w:rPr>
                 <w:webHidden/>
               </w:rPr>
-              <w:instrText xml:space="preserve"> PAGEREF _Toc222063321 \h </w:instrText>
+              <w:instrText xml:space="preserve"> PAGEREF _Toc222086804 \h </w:instrText>
             </w:r>
             <w:r>
               <w:rPr>
@@ -5990,11 +5990,11 @@
               <w:noProof/>
               <w:kern w:val="2"/>
               <w:szCs w:val="24"/>
-              <w:lang w:val="tr-TR" w:eastAsia="tr-TR"/>
+              <w:lang w:eastAsia="tr-TR"/>
               <w14:ligatures w14:val="standardContextual"/>
             </w:rPr>
           </w:pPr>
-          <w:hyperlink w:anchor="_Toc222063322" w:history="1">
+          <w:hyperlink w:anchor="_Toc222086805" w:history="1">
             <w:r>
               <w:rPr>
                 <w:rStyle w:val="Hyperlink"/>
@@ -6008,7 +6008,7 @@
                 <w:noProof/>
                 <w:kern w:val="2"/>
                 <w:szCs w:val="24"/>
-                <w:lang w:val="tr-TR" w:eastAsia="tr-TR"/>
+                <w:lang w:eastAsia="tr-TR"/>
                 <w14:ligatures w14:val="standardContextual"/>
               </w:rPr>
               <w:tab/>
@@ -6039,7 +6039,7 @@
                 <w:noProof/>
                 <w:webHidden/>
               </w:rPr>
-              <w:instrText xml:space="preserve"> PAGEREF _Toc222063322 \h </w:instrText>
+              <w:instrText xml:space="preserve"> PAGEREF _Toc222086805 \h </w:instrText>
             </w:r>
             <w:r>
               <w:rPr>
@@ -6082,11 +6082,11 @@
               <w:noProof/>
               <w:kern w:val="2"/>
               <w:szCs w:val="24"/>
-              <w:lang w:val="tr-TR" w:eastAsia="tr-TR"/>
+              <w:lang w:eastAsia="tr-TR"/>
               <w14:ligatures w14:val="standardContextual"/>
             </w:rPr>
           </w:pPr>
-          <w:hyperlink w:anchor="_Toc222063323" w:history="1">
+          <w:hyperlink w:anchor="_Toc222086806" w:history="1">
             <w:r>
               <w:rPr>
                 <w:rStyle w:val="Hyperlink"/>
@@ -6100,7 +6100,7 @@
                 <w:noProof/>
                 <w:kern w:val="2"/>
                 <w:szCs w:val="24"/>
-                <w:lang w:val="tr-TR" w:eastAsia="tr-TR"/>
+                <w:lang w:eastAsia="tr-TR"/>
                 <w14:ligatures w14:val="standardContextual"/>
               </w:rPr>
               <w:tab/>
@@ -6131,7 +6131,7 @@
                 <w:noProof/>
                 <w:webHidden/>
               </w:rPr>
-              <w:instrText xml:space="preserve"> PAGEREF _Toc222063323 \h </w:instrText>
+              <w:instrText xml:space="preserve"> PAGEREF _Toc222086806 \h </w:instrText>
             </w:r>
             <w:r>
               <w:rPr>
@@ -6174,11 +6174,11 @@
               <w:noProof/>
               <w:kern w:val="2"/>
               <w:szCs w:val="24"/>
-              <w:lang w:val="tr-TR" w:eastAsia="tr-TR"/>
+              <w:lang w:eastAsia="tr-TR"/>
               <w14:ligatures w14:val="standardContextual"/>
             </w:rPr>
           </w:pPr>
-          <w:hyperlink w:anchor="_Toc222063324" w:history="1">
+          <w:hyperlink w:anchor="_Toc222086807" w:history="1">
             <w:r>
               <w:rPr>
                 <w:rStyle w:val="Hyperlink"/>
@@ -6192,7 +6192,7 @@
                 <w:noProof/>
                 <w:kern w:val="2"/>
                 <w:szCs w:val="24"/>
-                <w:lang w:val="tr-TR" w:eastAsia="tr-TR"/>
+                <w:lang w:eastAsia="tr-TR"/>
                 <w14:ligatures w14:val="standardContextual"/>
               </w:rPr>
               <w:tab/>
@@ -6223,7 +6223,7 @@
                 <w:noProof/>
                 <w:webHidden/>
               </w:rPr>
-              <w:instrText xml:space="preserve"> PAGEREF _Toc222063324 \h </w:instrText>
+              <w:instrText xml:space="preserve"> PAGEREF _Toc222086807 \h </w:instrText>
             </w:r>
             <w:r>
               <w:rPr>
@@ -6266,11 +6266,11 @@
               <w:noProof/>
               <w:kern w:val="2"/>
               <w:szCs w:val="24"/>
-              <w:lang w:val="tr-TR" w:eastAsia="tr-TR"/>
+              <w:lang w:eastAsia="tr-TR"/>
               <w14:ligatures w14:val="standardContextual"/>
             </w:rPr>
           </w:pPr>
-          <w:hyperlink w:anchor="_Toc222063325" w:history="1">
+          <w:hyperlink w:anchor="_Toc222086808" w:history="1">
             <w:r>
               <w:rPr>
                 <w:rStyle w:val="Hyperlink"/>
@@ -6284,7 +6284,7 @@
                 <w:noProof/>
                 <w:kern w:val="2"/>
                 <w:szCs w:val="24"/>
-                <w:lang w:val="tr-TR" w:eastAsia="tr-TR"/>
+                <w:lang w:eastAsia="tr-TR"/>
                 <w14:ligatures w14:val="standardContextual"/>
               </w:rPr>
               <w:tab/>
@@ -6315,7 +6315,7 @@
                 <w:noProof/>
                 <w:webHidden/>
               </w:rPr>
-              <w:instrText xml:space="preserve"> PAGEREF _Toc222063325 \h </w:instrText>
+              <w:instrText xml:space="preserve"> PAGEREF _Toc222086808 \h </w:instrText>
             </w:r>
             <w:r>
               <w:rPr>
@@ -6358,11 +6358,11 @@
               <w:noProof/>
               <w:kern w:val="2"/>
               <w:szCs w:val="24"/>
-              <w:lang w:val="tr-TR" w:eastAsia="tr-TR"/>
+              <w:lang w:eastAsia="tr-TR"/>
               <w14:ligatures w14:val="standardContextual"/>
             </w:rPr>
           </w:pPr>
-          <w:hyperlink w:anchor="_Toc222063326" w:history="1">
+          <w:hyperlink w:anchor="_Toc222086809" w:history="1">
             <w:r>
               <w:rPr>
                 <w:rStyle w:val="Hyperlink"/>
@@ -6376,7 +6376,7 @@
                 <w:noProof/>
                 <w:kern w:val="2"/>
                 <w:szCs w:val="24"/>
-                <w:lang w:val="tr-TR" w:eastAsia="tr-TR"/>
+                <w:lang w:eastAsia="tr-TR"/>
                 <w14:ligatures w14:val="standardContextual"/>
               </w:rPr>
               <w:tab/>
@@ -6407,7 +6407,7 @@
                 <w:noProof/>
                 <w:webHidden/>
               </w:rPr>
-              <w:instrText xml:space="preserve"> PAGEREF _Toc222063326 \h </w:instrText>
+              <w:instrText xml:space="preserve"> PAGEREF _Toc222086809 \h </w:instrText>
             </w:r>
             <w:r>
               <w:rPr>
@@ -6432,6 +6432,258 @@
             <w:r>
               <w:rPr>
                 <w:noProof/>
+                <w:webHidden/>
+              </w:rPr>
+              <w:fldChar w:fldCharType="end"/>
+            </w:r>
+          </w:hyperlink>
+        </w:p>
+        <w:p>
+          <w:pPr>
+            <w:pStyle w:val="TOC3"/>
+            <w:tabs>
+              <w:tab w:val="left" w:pos="1440"/>
+              <w:tab w:val="right" w:leader="dot" w:pos="8037"/>
+            </w:tabs>
+            <w:rPr>
+              <w:rFonts w:asciiTheme="minorHAnsi" w:eastAsiaTheme="minorEastAsia" w:hAnsiTheme="minorHAnsi"/>
+              <w:noProof/>
+              <w:kern w:val="2"/>
+              <w:szCs w:val="24"/>
+              <w:lang w:eastAsia="tr-TR"/>
+              <w14:ligatures w14:val="standardContextual"/>
+            </w:rPr>
+          </w:pPr>
+          <w:hyperlink w:anchor="_Toc222086810" w:history="1">
+            <w:r>
+              <w:rPr>
+                <w:rStyle w:val="Hyperlink"/>
+                <w:noProof/>
+              </w:rPr>
+              <w:t>2.1.5</w:t>
+            </w:r>
+            <w:r>
+              <w:rPr>
+                <w:rFonts w:asciiTheme="minorHAnsi" w:eastAsiaTheme="minorEastAsia" w:hAnsiTheme="minorHAnsi"/>
+                <w:noProof/>
+                <w:kern w:val="2"/>
+                <w:szCs w:val="24"/>
+                <w:lang w:eastAsia="tr-TR"/>
+                <w14:ligatures w14:val="standardContextual"/>
+              </w:rPr>
+              <w:tab/>
+            </w:r>
+            <w:r>
+              <w:rPr>
+                <w:rStyle w:val="Hyperlink"/>
+                <w:noProof/>
+              </w:rPr>
+              <w:t>Resource Data Layer</w:t>
+            </w:r>
+            <w:r>
+              <w:rPr>
+                <w:noProof/>
+                <w:webHidden/>
+              </w:rPr>
+              <w:tab/>
+            </w:r>
+            <w:r>
+              <w:rPr>
+                <w:noProof/>
+                <w:webHidden/>
+              </w:rPr>
+              <w:fldChar w:fldCharType="begin"/>
+            </w:r>
+            <w:r>
+              <w:rPr>
+                <w:noProof/>
+                <w:webHidden/>
+              </w:rPr>
+              <w:instrText xml:space="preserve"> PAGEREF _Toc222086810 \h </w:instrText>
+            </w:r>
+            <w:r>
+              <w:rPr>
+                <w:noProof/>
+                <w:webHidden/>
+              </w:rPr>
+            </w:r>
+            <w:r>
+              <w:rPr>
+                <w:noProof/>
+                <w:webHidden/>
+              </w:rPr>
+              <w:fldChar w:fldCharType="separate"/>
+            </w:r>
+            <w:r>
+              <w:rPr>
+                <w:noProof/>
+                <w:webHidden/>
+              </w:rPr>
+              <w:t>8</w:t>
+            </w:r>
+            <w:r>
+              <w:rPr>
+                <w:noProof/>
+                <w:webHidden/>
+              </w:rPr>
+              <w:fldChar w:fldCharType="end"/>
+            </w:r>
+          </w:hyperlink>
+        </w:p>
+        <w:p>
+          <w:pPr>
+            <w:pStyle w:val="TOC1"/>
+            <w:tabs>
+              <w:tab w:val="left" w:pos="480"/>
+            </w:tabs>
+            <w:rPr>
+              <w:rFonts w:asciiTheme="minorHAnsi" w:eastAsiaTheme="minorEastAsia" w:hAnsiTheme="minorHAnsi"/>
+              <w:kern w:val="2"/>
+              <w:szCs w:val="24"/>
+              <w:lang w:eastAsia="tr-TR"/>
+              <w14:ligatures w14:val="standardContextual"/>
+            </w:rPr>
+          </w:pPr>
+          <w:hyperlink w:anchor="_Toc222086811" w:history="1">
+            <w:r>
+              <w:rPr>
+                <w:rStyle w:val="Hyperlink"/>
+              </w:rPr>
+              <w:t>3</w:t>
+            </w:r>
+            <w:r>
+              <w:rPr>
+                <w:rFonts w:asciiTheme="minorHAnsi" w:eastAsiaTheme="minorEastAsia" w:hAnsiTheme="minorHAnsi"/>
+                <w:kern w:val="2"/>
+                <w:szCs w:val="24"/>
+                <w:lang w:eastAsia="tr-TR"/>
+                <w14:ligatures w14:val="standardContextual"/>
+              </w:rPr>
+              <w:tab/>
+            </w:r>
+            <w:r>
+              <w:rPr>
+                <w:rStyle w:val="Hyperlink"/>
+              </w:rPr>
+              <w:t>Table – Resource and Responder Parameters</w:t>
+            </w:r>
+            <w:r>
+              <w:rPr>
+                <w:webHidden/>
+              </w:rPr>
+              <w:tab/>
+            </w:r>
+            <w:r>
+              <w:rPr>
+                <w:webHidden/>
+              </w:rPr>
+              <w:fldChar w:fldCharType="begin"/>
+            </w:r>
+            <w:r>
+              <w:rPr>
+                <w:webHidden/>
+              </w:rPr>
+              <w:instrText xml:space="preserve"> PAGEREF _Toc222086811 \h </w:instrText>
+            </w:r>
+            <w:r>
+              <w:rPr>
+                <w:webHidden/>
+              </w:rPr>
+            </w:r>
+            <w:r>
+              <w:rPr>
+                <w:webHidden/>
+              </w:rPr>
+              <w:fldChar w:fldCharType="separate"/>
+            </w:r>
+            <w:r>
+              <w:rPr>
+                <w:webHidden/>
+              </w:rPr>
+              <w:t>10</w:t>
+            </w:r>
+            <w:r>
+              <w:rPr>
+                <w:webHidden/>
+              </w:rPr>
+              <w:fldChar w:fldCharType="end"/>
+            </w:r>
+          </w:hyperlink>
+        </w:p>
+        <w:p>
+          <w:pPr>
+            <w:pStyle w:val="TOC1"/>
+            <w:tabs>
+              <w:tab w:val="left" w:pos="480"/>
+            </w:tabs>
+            <w:rPr>
+              <w:rFonts w:asciiTheme="minorHAnsi" w:eastAsiaTheme="minorEastAsia" w:hAnsiTheme="minorHAnsi"/>
+              <w:kern w:val="2"/>
+              <w:szCs w:val="24"/>
+              <w:lang w:eastAsia="tr-TR"/>
+              <w14:ligatures w14:val="standardContextual"/>
+            </w:rPr>
+          </w:pPr>
+          <w:hyperlink w:anchor="_Toc222086812" w:history="1">
+            <w:r>
+              <w:rPr>
+                <w:rStyle w:val="Hyperlink"/>
+              </w:rPr>
+              <w:t>4</w:t>
+            </w:r>
+            <w:r>
+              <w:rPr>
+                <w:rFonts w:asciiTheme="minorHAnsi" w:eastAsiaTheme="minorEastAsia" w:hAnsiTheme="minorHAnsi"/>
+                <w:kern w:val="2"/>
+                <w:szCs w:val="24"/>
+                <w:lang w:eastAsia="tr-TR"/>
+                <w14:ligatures w14:val="standardContextual"/>
+              </w:rPr>
+              <w:tab/>
+            </w:r>
+            <w:r>
+              <w:rPr>
+                <w:rStyle w:val="Hyperlink"/>
+              </w:rPr>
+              <w:t>Symbol Table – Resource Layer</w:t>
+            </w:r>
+            <w:r>
+              <w:rPr>
+                <w:webHidden/>
+              </w:rPr>
+              <w:tab/>
+            </w:r>
+            <w:r>
+              <w:rPr>
+                <w:webHidden/>
+              </w:rPr>
+              <w:fldChar w:fldCharType="begin"/>
+            </w:r>
+            <w:r>
+              <w:rPr>
+                <w:webHidden/>
+              </w:rPr>
+              <w:instrText xml:space="preserve"> PAGEREF _Toc222086812 \h </w:instrText>
+            </w:r>
+            <w:r>
+              <w:rPr>
+                <w:webHidden/>
+              </w:rPr>
+            </w:r>
+            <w:r>
+              <w:rPr>
+                <w:webHidden/>
+              </w:rPr>
+              <w:fldChar w:fldCharType="separate"/>
+            </w:r>
+            <w:r>
+              <w:rPr>
+                <w:webHidden/>
+              </w:rPr>
+              <w:t>11</w:t>
+            </w:r>
+            <w:r>
+              <w:rPr>
                 <w:webHidden/>
               </w:rPr>
               <w:fldChar w:fldCharType="end"/>
@@ -6445,11 +6697,11 @@
               <w:rFonts w:asciiTheme="minorHAnsi" w:eastAsiaTheme="minorEastAsia" w:hAnsiTheme="minorHAnsi"/>
               <w:kern w:val="2"/>
               <w:szCs w:val="24"/>
-              <w:lang w:val="tr-TR" w:eastAsia="tr-TR"/>
+              <w:lang w:eastAsia="tr-TR"/>
               <w14:ligatures w14:val="standardContextual"/>
             </w:rPr>
           </w:pPr>
-          <w:hyperlink w:anchor="_Toc222063327" w:history="1">
+          <w:hyperlink w:anchor="_Toc222086813" w:history="1">
             <w:r>
               <w:rPr>
                 <w:rStyle w:val="Hyperlink"/>
@@ -6472,7 +6724,7 @@
               <w:rPr>
                 <w:webHidden/>
               </w:rPr>
-              <w:instrText xml:space="preserve"> PAGEREF _Toc222063327 \h </w:instrText>
+              <w:instrText xml:space="preserve"> PAGEREF _Toc222086813 \h </w:instrText>
             </w:r>
             <w:r>
               <w:rPr>
@@ -6489,7 +6741,7 @@
               <w:rPr>
                 <w:webHidden/>
               </w:rPr>
-              <w:t>9</w:t>
+              <w:t>13</w:t>
             </w:r>
             <w:r>
               <w:rPr>
@@ -6506,11 +6758,11 @@
               <w:rFonts w:asciiTheme="minorHAnsi" w:eastAsiaTheme="minorEastAsia" w:hAnsiTheme="minorHAnsi"/>
               <w:kern w:val="2"/>
               <w:szCs w:val="24"/>
-              <w:lang w:val="tr-TR" w:eastAsia="tr-TR"/>
+              <w:lang w:eastAsia="tr-TR"/>
               <w14:ligatures w14:val="standardContextual"/>
             </w:rPr>
           </w:pPr>
-          <w:hyperlink w:anchor="_Toc222063328" w:history="1">
+          <w:hyperlink w:anchor="_Toc222086814" w:history="1">
             <w:r>
               <w:rPr>
                 <w:rStyle w:val="Hyperlink"/>
@@ -6533,7 +6785,7 @@
               <w:rPr>
                 <w:webHidden/>
               </w:rPr>
-              <w:instrText xml:space="preserve"> PAGEREF _Toc222063328 \h </w:instrText>
+              <w:instrText xml:space="preserve"> PAGEREF _Toc222086814 \h </w:instrText>
             </w:r>
             <w:r>
               <w:rPr>
@@ -6550,7 +6802,7 @@
               <w:rPr>
                 <w:webHidden/>
               </w:rPr>
-              <w:t>13</w:t>
+              <w:t>17</w:t>
             </w:r>
             <w:r>
               <w:rPr>
@@ -6572,11 +6824,11 @@
               <w:noProof/>
               <w:kern w:val="2"/>
               <w:szCs w:val="24"/>
-              <w:lang w:val="tr-TR" w:eastAsia="tr-TR"/>
+              <w:lang w:eastAsia="tr-TR"/>
               <w14:ligatures w14:val="standardContextual"/>
             </w:rPr>
           </w:pPr>
-          <w:hyperlink w:anchor="_Toc222063329" w:history="1">
+          <w:hyperlink w:anchor="_Toc222086815" w:history="1">
             <w:r>
               <w:rPr>
                 <w:rStyle w:val="Hyperlink"/>
@@ -6590,7 +6842,7 @@
                 <w:noProof/>
                 <w:kern w:val="2"/>
                 <w:szCs w:val="24"/>
-                <w:lang w:val="tr-TR" w:eastAsia="tr-TR"/>
+                <w:lang w:eastAsia="tr-TR"/>
                 <w14:ligatures w14:val="standardContextual"/>
               </w:rPr>
               <w:tab/>
@@ -6621,7 +6873,7 @@
                 <w:noProof/>
                 <w:webHidden/>
               </w:rPr>
-              <w:instrText xml:space="preserve"> PAGEREF _Toc222063329 \h </w:instrText>
+              <w:instrText xml:space="preserve"> PAGEREF _Toc222086815 \h </w:instrText>
             </w:r>
             <w:r>
               <w:rPr>
@@ -6641,7 +6893,7 @@
                 <w:noProof/>
                 <w:webHidden/>
               </w:rPr>
-              <w:t>13</w:t>
+              <w:t>17</w:t>
             </w:r>
             <w:r>
               <w:rPr>
@@ -6664,11 +6916,11 @@
               <w:noProof/>
               <w:kern w:val="2"/>
               <w:szCs w:val="24"/>
-              <w:lang w:val="tr-TR" w:eastAsia="tr-TR"/>
+              <w:lang w:eastAsia="tr-TR"/>
               <w14:ligatures w14:val="standardContextual"/>
             </w:rPr>
           </w:pPr>
-          <w:hyperlink w:anchor="_Toc222063330" w:history="1">
+          <w:hyperlink w:anchor="_Toc222086816" w:history="1">
             <w:r>
               <w:rPr>
                 <w:rStyle w:val="Hyperlink"/>
@@ -6682,7 +6934,7 @@
                 <w:noProof/>
                 <w:kern w:val="2"/>
                 <w:szCs w:val="24"/>
-                <w:lang w:val="tr-TR" w:eastAsia="tr-TR"/>
+                <w:lang w:eastAsia="tr-TR"/>
                 <w14:ligatures w14:val="standardContextual"/>
               </w:rPr>
               <w:tab/>
@@ -6713,7 +6965,7 @@
                 <w:noProof/>
                 <w:webHidden/>
               </w:rPr>
-              <w:instrText xml:space="preserve"> PAGEREF _Toc222063330 \h </w:instrText>
+              <w:instrText xml:space="preserve"> PAGEREF _Toc222086816 \h </w:instrText>
             </w:r>
             <w:r>
               <w:rPr>
@@ -6733,7 +6985,7 @@
                 <w:noProof/>
                 <w:webHidden/>
               </w:rPr>
-              <w:t>14</w:t>
+              <w:t>18</w:t>
             </w:r>
             <w:r>
               <w:rPr>
@@ -6751,11 +7003,11 @@
               <w:rFonts w:asciiTheme="minorHAnsi" w:eastAsiaTheme="minorEastAsia" w:hAnsiTheme="minorHAnsi"/>
               <w:kern w:val="2"/>
               <w:szCs w:val="24"/>
-              <w:lang w:val="tr-TR" w:eastAsia="tr-TR"/>
+              <w:lang w:eastAsia="tr-TR"/>
               <w14:ligatures w14:val="standardContextual"/>
             </w:rPr>
           </w:pPr>
-          <w:hyperlink w:anchor="_Toc222063331" w:history="1">
+          <w:hyperlink w:anchor="_Toc222086817" w:history="1">
             <w:r>
               <w:rPr>
                 <w:rStyle w:val="Hyperlink"/>
@@ -6778,7 +7030,7 @@
               <w:rPr>
                 <w:webHidden/>
               </w:rPr>
-              <w:instrText xml:space="preserve"> PAGEREF _Toc222063331 \h </w:instrText>
+              <w:instrText xml:space="preserve"> PAGEREF _Toc222086817 \h </w:instrText>
             </w:r>
             <w:r>
               <w:rPr>
@@ -6795,7 +7047,7 @@
               <w:rPr>
                 <w:webHidden/>
               </w:rPr>
-              <w:t>15</w:t>
+              <w:t>19</w:t>
             </w:r>
             <w:r>
               <w:rPr>
@@ -6837,7 +7089,7 @@
           <w:lang w:val="en-US"/>
         </w:rPr>
       </w:pPr>
-      <w:bookmarkStart w:id="6" w:name="_Toc222063316"/>
+      <w:bookmarkStart w:id="6" w:name="_Toc222086799"/>
       <w:r>
         <w:rPr>
           <w:lang w:val="en-US"/>
@@ -6879,7 +7131,7 @@
           <w:noProof/>
           <w:kern w:val="2"/>
           <w:szCs w:val="24"/>
-          <w:lang w:val="tr-TR" w:eastAsia="tr-TR"/>
+          <w:lang w:eastAsia="tr-TR"/>
           <w14:ligatures w14:val="standardContextual"/>
         </w:rPr>
       </w:pPr>
@@ -6901,7 +7153,7 @@
         </w:rPr>
         <w:fldChar w:fldCharType="separate"/>
       </w:r>
-      <w:hyperlink w:anchor="_Toc222063332" w:history="1">
+      <w:hyperlink w:anchor="_Toc222086818" w:history="1">
         <w:r>
           <w:rPr>
             <w:rStyle w:val="Hyperlink"/>
@@ -6928,7 +7180,7 @@
             <w:noProof/>
             <w:webHidden/>
           </w:rPr>
-          <w:instrText xml:space="preserve"> PAGEREF _Toc222063332 \h </w:instrText>
+          <w:instrText xml:space="preserve"> PAGEREF _Toc222086818 \h </w:instrText>
         </w:r>
         <w:r>
           <w:rPr>
@@ -6970,11 +7222,11 @@
           <w:noProof/>
           <w:kern w:val="2"/>
           <w:szCs w:val="24"/>
-          <w:lang w:val="tr-TR" w:eastAsia="tr-TR"/>
+          <w:lang w:eastAsia="tr-TR"/>
           <w14:ligatures w14:val="standardContextual"/>
         </w:rPr>
       </w:pPr>
-      <w:hyperlink w:anchor="_Toc222063333" w:history="1">
+      <w:hyperlink w:anchor="_Toc222086819" w:history="1">
         <w:r>
           <w:rPr>
             <w:rStyle w:val="Hyperlink"/>
@@ -7001,7 +7253,7 @@
             <w:noProof/>
             <w:webHidden/>
           </w:rPr>
-          <w:instrText xml:space="preserve"> PAGEREF _Toc222063333 \h </w:instrText>
+          <w:instrText xml:space="preserve"> PAGEREF _Toc222086819 \h </w:instrText>
         </w:r>
         <w:r>
           <w:rPr>
@@ -7043,11 +7295,11 @@
           <w:noProof/>
           <w:kern w:val="2"/>
           <w:szCs w:val="24"/>
-          <w:lang w:val="tr-TR" w:eastAsia="tr-TR"/>
+          <w:lang w:eastAsia="tr-TR"/>
           <w14:ligatures w14:val="standardContextual"/>
         </w:rPr>
       </w:pPr>
-      <w:hyperlink w:anchor="_Toc222063334" w:history="1">
+      <w:hyperlink w:anchor="_Toc222086820" w:history="1">
         <w:r>
           <w:rPr>
             <w:rStyle w:val="Hyperlink"/>
@@ -7074,7 +7326,7 @@
             <w:noProof/>
             <w:webHidden/>
           </w:rPr>
-          <w:instrText xml:space="preserve"> PAGEREF _Toc222063334 \h </w:instrText>
+          <w:instrText xml:space="preserve"> PAGEREF _Toc222086820 \h </w:instrText>
         </w:r>
         <w:r>
           <w:rPr>
@@ -7116,17 +7368,17 @@
           <w:noProof/>
           <w:kern w:val="2"/>
           <w:szCs w:val="24"/>
-          <w:lang w:val="tr-TR" w:eastAsia="tr-TR"/>
+          <w:lang w:eastAsia="tr-TR"/>
           <w14:ligatures w14:val="standardContextual"/>
         </w:rPr>
       </w:pPr>
-      <w:hyperlink w:anchor="_Toc222063335" w:history="1">
+      <w:hyperlink w:anchor="_Toc222086821" w:history="1">
         <w:r>
           <w:rPr>
             <w:rStyle w:val="Hyperlink"/>
             <w:noProof/>
           </w:rPr>
-          <w:t>Table 2.3 Value data layer parameter table</w:t>
+          <w:t>Table 2.4 Value data layer parameter table</w:t>
         </w:r>
         <w:r>
           <w:rPr>
@@ -7147,7 +7399,7 @@
             <w:noProof/>
             <w:webHidden/>
           </w:rPr>
-          <w:instrText xml:space="preserve"> PAGEREF _Toc222063335 \h </w:instrText>
+          <w:instrText xml:space="preserve"> PAGEREF _Toc222086821 \h </w:instrText>
         </w:r>
         <w:r>
           <w:rPr>
@@ -7180,6 +7432,79 @@
     </w:p>
     <w:p>
       <w:pPr>
+        <w:pStyle w:val="TableofFigures"/>
+        <w:tabs>
+          <w:tab w:val="right" w:leader="dot" w:pos="8037"/>
+        </w:tabs>
+        <w:rPr>
+          <w:rFonts w:asciiTheme="minorHAnsi" w:eastAsiaTheme="minorEastAsia" w:hAnsiTheme="minorHAnsi"/>
+          <w:noProof/>
+          <w:kern w:val="2"/>
+          <w:szCs w:val="24"/>
+          <w:lang w:eastAsia="tr-TR"/>
+          <w14:ligatures w14:val="standardContextual"/>
+        </w:rPr>
+      </w:pPr>
+      <w:hyperlink w:anchor="_Toc222086822" w:history="1">
+        <w:r>
+          <w:rPr>
+            <w:rStyle w:val="Hyperlink"/>
+            <w:noProof/>
+          </w:rPr>
+          <w:t>Table 2.4 Value data layer parameter table</w:t>
+        </w:r>
+        <w:r>
+          <w:rPr>
+            <w:noProof/>
+            <w:webHidden/>
+          </w:rPr>
+          <w:tab/>
+        </w:r>
+        <w:r>
+          <w:rPr>
+            <w:noProof/>
+            <w:webHidden/>
+          </w:rPr>
+          <w:fldChar w:fldCharType="begin"/>
+        </w:r>
+        <w:r>
+          <w:rPr>
+            <w:noProof/>
+            <w:webHidden/>
+          </w:rPr>
+          <w:instrText xml:space="preserve"> PAGEREF _Toc222086822 \h </w:instrText>
+        </w:r>
+        <w:r>
+          <w:rPr>
+            <w:noProof/>
+            <w:webHidden/>
+          </w:rPr>
+        </w:r>
+        <w:r>
+          <w:rPr>
+            <w:noProof/>
+            <w:webHidden/>
+          </w:rPr>
+          <w:fldChar w:fldCharType="separate"/>
+        </w:r>
+        <w:r>
+          <w:rPr>
+            <w:noProof/>
+            <w:webHidden/>
+          </w:rPr>
+          <w:t>9</w:t>
+        </w:r>
+        <w:r>
+          <w:rPr>
+            <w:noProof/>
+            <w:webHidden/>
+          </w:rPr>
+          <w:fldChar w:fldCharType="end"/>
+        </w:r>
+      </w:hyperlink>
+    </w:p>
+    <w:p>
+      <w:pPr>
         <w:rPr>
           <w:lang w:eastAsia="ja-JP"/>
         </w:rPr>
@@ -7205,7 +7530,7 @@
           <w:lang w:val="en-US"/>
         </w:rPr>
       </w:pPr>
-      <w:bookmarkStart w:id="7" w:name="_Toc222063317"/>
+      <w:bookmarkStart w:id="7" w:name="_Toc222086800"/>
       <w:r>
         <w:rPr>
           <w:lang w:val="en-US"/>
@@ -7303,7 +7628,7 @@
       <w:bookmarkStart w:id="10" w:name="_Toc535317187"/>
       <w:bookmarkStart w:id="11" w:name="_Toc535324615"/>
       <w:bookmarkStart w:id="12" w:name="_Toc535324662"/>
-      <w:bookmarkStart w:id="13" w:name="_Toc222063318"/>
+      <w:bookmarkStart w:id="13" w:name="_Toc222086801"/>
       <w:r>
         <w:rPr>
           <w:lang w:val="en-US"/>
@@ -8138,7 +8463,7 @@
       <w:bookmarkStart w:id="16" w:name="_Toc535317188"/>
       <w:bookmarkStart w:id="17" w:name="_Toc535324616"/>
       <w:bookmarkStart w:id="18" w:name="_Toc535324663"/>
-      <w:bookmarkStart w:id="19" w:name="_Toc222063319"/>
+      <w:bookmarkStart w:id="19" w:name="_Toc222086802"/>
       <w:r>
         <w:rPr>
           <w:lang w:val="en-US"/>
@@ -8176,6 +8501,7 @@
           <w:p>
             <w:pPr>
               <w:pStyle w:val="TableText"/>
+              <w:jc w:val="left"/>
               <w:rPr>
                 <w:rFonts w:eastAsia="MS Mincho"/>
                 <w:szCs w:val="24"/>
@@ -8223,6 +8549,7 @@
           <w:p>
             <w:pPr>
               <w:pStyle w:val="TableText"/>
+              <w:jc w:val="left"/>
               <w:rPr>
                 <w:rFonts w:eastAsia="MS Mincho"/>
                 <w:szCs w:val="24"/>
@@ -8308,6 +8635,7 @@
           <w:p>
             <w:pPr>
               <w:pStyle w:val="TableText"/>
+              <w:jc w:val="left"/>
               <w:rPr>
                 <w:rFonts w:eastAsia="MS Mincho"/>
                 <w:szCs w:val="24"/>
@@ -8393,6 +8721,7 @@
           <w:p>
             <w:pPr>
               <w:pStyle w:val="TableText"/>
+              <w:jc w:val="left"/>
               <w:rPr>
                 <w:rFonts w:eastAsia="MS Mincho"/>
                 <w:szCs w:val="24"/>
@@ -8478,6 +8807,7 @@
           <w:p>
             <w:pPr>
               <w:pStyle w:val="TableText"/>
+              <w:jc w:val="left"/>
               <w:rPr>
                 <w:rFonts w:eastAsia="MS Mincho"/>
                 <w:szCs w:val="24"/>
@@ -8563,6 +8893,7 @@
           <w:p>
             <w:pPr>
               <w:pStyle w:val="TableText"/>
+              <w:jc w:val="left"/>
               <w:rPr>
                 <w:rFonts w:eastAsia="MS Mincho"/>
                 <w:szCs w:val="24"/>
@@ -8648,6 +8979,7 @@
           <w:p>
             <w:pPr>
               <w:pStyle w:val="TableText"/>
+              <w:jc w:val="left"/>
               <w:rPr>
                 <w:szCs w:val="24"/>
               </w:rPr>
@@ -8694,6 +9026,7 @@
           <w:p>
             <w:pPr>
               <w:pStyle w:val="TableText"/>
+              <w:jc w:val="left"/>
               <w:rPr>
                 <w:szCs w:val="24"/>
               </w:rPr>
@@ -8796,6 +9129,7 @@
           <w:p>
             <w:pPr>
               <w:pStyle w:val="TableText"/>
+              <w:jc w:val="left"/>
               <w:rPr>
                 <w:szCs w:val="24"/>
               </w:rPr>
@@ -8898,6 +9232,7 @@
           <w:p>
             <w:pPr>
               <w:pStyle w:val="TableText"/>
+              <w:jc w:val="left"/>
               <w:rPr>
                 <w:szCs w:val="24"/>
               </w:rPr>
@@ -9000,6 +9335,7 @@
           <w:p>
             <w:pPr>
               <w:pStyle w:val="TableText"/>
+              <w:jc w:val="left"/>
               <w:rPr>
                 <w:szCs w:val="24"/>
               </w:rPr>
@@ -9102,6 +9438,7 @@
           <w:p>
             <w:pPr>
               <w:pStyle w:val="TableText"/>
+              <w:jc w:val="left"/>
               <w:rPr>
                 <w:szCs w:val="24"/>
               </w:rPr>
@@ -9116,9 +9453,6 @@
             <w:pPr>
               <w:pStyle w:val="TableText"/>
             </w:pPr>
-            <w:r>
-              <w:t>:</w:t>
-            </w:r>
           </w:p>
         </w:tc>
         <w:tc>
@@ -9148,6 +9482,594 @@
           <w:p>
             <w:pPr>
               <w:pStyle w:val="TableText"/>
+              <w:jc w:val="left"/>
+              <w:rPr>
+                <w:szCs w:val="24"/>
+              </w:rPr>
+            </w:pPr>
+            <m:oMathPara>
+              <m:oMath>
+                <m:sSub>
+                  <m:sSubPr>
+                    <m:ctrlPr>
+                      <w:rPr>
+                        <w:rFonts w:ascii="Cambria Math" w:hAnsi="Cambria Math"/>
+                      </w:rPr>
+                    </m:ctrlPr>
+                  </m:sSubPr>
+                  <m:e>
+                    <m:r>
+                      <w:rPr>
+                        <w:rFonts w:ascii="Cambria Math" w:hAnsi="Cambria Math"/>
+                      </w:rPr>
+                      <m:t>R</m:t>
+                    </m:r>
+                  </m:e>
+                  <m:sub>
+                    <m:r>
+                      <m:rPr>
+                        <m:nor/>
+                      </m:rPr>
+                      <m:t>cap</m:t>
+                    </m:r>
+                  </m:sub>
+                </m:sSub>
+                <m:r>
+                  <w:rPr>
+                    <w:rFonts w:ascii="Cambria Math" w:hAnsi="Cambria Math"/>
+                  </w:rPr>
+                  <m:t>(t)</m:t>
+                </m:r>
+              </m:oMath>
+            </m:oMathPara>
+          </w:p>
+        </w:tc>
+        <w:tc>
+          <w:tcPr>
+            <w:tcW w:w="421" w:type="dxa"/>
+          </w:tcPr>
+          <w:p>
+            <w:pPr>
+              <w:pStyle w:val="TableText"/>
+            </w:pPr>
+            <w:r>
+              <w:t>:</w:t>
+            </w:r>
+          </w:p>
+        </w:tc>
+        <w:tc>
+          <w:tcPr>
+            <w:tcW w:w="6087" w:type="dxa"/>
+            <w:vAlign w:val="center"/>
+          </w:tcPr>
+          <w:p>
+            <w:pPr>
+              <w:pStyle w:val="TableText"/>
+              <w:rPr>
+                <w:szCs w:val="24"/>
+              </w:rPr>
+            </w:pPr>
+            <w:r>
+              <w:t xml:space="preserve">Available suppression capacity of the resource at </w:t>
+            </w:r>
+            <m:oMath>
+              <m:r>
+                <w:rPr>
+                  <w:rFonts w:ascii="Cambria Math" w:hAnsi="Cambria Math"/>
+                </w:rPr>
+                <m:t>t</m:t>
+              </m:r>
+            </m:oMath>
+            <w:r>
+              <w:t>.</w:t>
+            </w:r>
+          </w:p>
+        </w:tc>
+      </w:tr>
+      <w:tr>
+        <w:trPr>
+          <w:trHeight w:val="454"/>
+        </w:trPr>
+        <w:tc>
+          <w:tcPr>
+            <w:tcW w:w="1701" w:type="dxa"/>
+            <w:vAlign w:val="center"/>
+          </w:tcPr>
+          <w:p>
+            <w:pPr>
+              <w:pStyle w:val="TableText"/>
+              <w:jc w:val="left"/>
+              <w:rPr>
+                <w:szCs w:val="24"/>
+              </w:rPr>
+            </w:pPr>
+            <m:oMathPara>
+              <m:oMath>
+                <m:sSub>
+                  <m:sSubPr>
+                    <m:ctrlPr>
+                      <w:rPr>
+                        <w:rFonts w:ascii="Cambria Math" w:hAnsi="Cambria Math"/>
+                      </w:rPr>
+                    </m:ctrlPr>
+                  </m:sSubPr>
+                  <m:e>
+                    <m:r>
+                      <w:rPr>
+                        <w:rFonts w:ascii="Cambria Math" w:hAnsi="Cambria Math"/>
+                      </w:rPr>
+                      <m:t>R</m:t>
+                    </m:r>
+                  </m:e>
+                  <m:sub>
+                    <m:r>
+                      <m:rPr>
+                        <m:nor/>
+                      </m:rPr>
+                      <m:t>eff</m:t>
+                    </m:r>
+                  </m:sub>
+                </m:sSub>
+                <m:r>
+                  <w:rPr>
+                    <w:rFonts w:ascii="Cambria Math" w:hAnsi="Cambria Math"/>
+                  </w:rPr>
+                  <m:t>(x,y,t)</m:t>
+                </m:r>
+              </m:oMath>
+            </m:oMathPara>
+          </w:p>
+        </w:tc>
+        <w:tc>
+          <w:tcPr>
+            <w:tcW w:w="421" w:type="dxa"/>
+          </w:tcPr>
+          <w:p>
+            <w:pPr>
+              <w:pStyle w:val="TableText"/>
+            </w:pPr>
+            <w:r>
+              <w:t>:</w:t>
+            </w:r>
+          </w:p>
+        </w:tc>
+        <w:tc>
+          <w:tcPr>
+            <w:tcW w:w="6087" w:type="dxa"/>
+            <w:vAlign w:val="center"/>
+          </w:tcPr>
+          <w:p>
+            <w:pPr>
+              <w:pStyle w:val="TableText"/>
+              <w:rPr>
+                <w:szCs w:val="24"/>
+              </w:rPr>
+            </w:pPr>
+            <w:r>
+              <w:t xml:space="preserve">Suppression effectiveness applied at grid cell </w:t>
+            </w:r>
+            <m:oMath>
+              <m:r>
+                <w:rPr>
+                  <w:rFonts w:ascii="Cambria Math" w:hAnsi="Cambria Math"/>
+                  <w:szCs w:val="24"/>
+                </w:rPr>
+                <m:t>(x,y)</m:t>
+              </m:r>
+            </m:oMath>
+            <w:r>
+              <w:t xml:space="preserve">and </w:t>
+            </w:r>
+            <m:oMath>
+              <m:r>
+                <w:rPr>
+                  <w:rFonts w:ascii="Cambria Math" w:hAnsi="Cambria Math"/>
+                </w:rPr>
+                <m:t>t</m:t>
+              </m:r>
+            </m:oMath>
+            <w:r>
+              <w:t>.</w:t>
+            </w:r>
+          </w:p>
+        </w:tc>
+      </w:tr>
+      <w:tr>
+        <w:trPr>
+          <w:trHeight w:val="454"/>
+        </w:trPr>
+        <w:tc>
+          <w:tcPr>
+            <w:tcW w:w="1701" w:type="dxa"/>
+            <w:vAlign w:val="center"/>
+          </w:tcPr>
+          <w:p>
+            <w:pPr>
+              <w:pStyle w:val="TableText"/>
+              <w:jc w:val="left"/>
+              <w:rPr>
+                <w:szCs w:val="24"/>
+              </w:rPr>
+            </w:pPr>
+            <m:oMathPara>
+              <m:oMath>
+                <m:sSub>
+                  <m:sSubPr>
+                    <m:ctrlPr>
+                      <w:rPr>
+                        <w:rFonts w:ascii="Cambria Math" w:hAnsi="Cambria Math"/>
+                      </w:rPr>
+                    </m:ctrlPr>
+                  </m:sSubPr>
+                  <m:e>
+                    <m:r>
+                      <w:rPr>
+                        <w:rFonts w:ascii="Cambria Math" w:hAnsi="Cambria Math"/>
+                      </w:rPr>
+                      <m:t>R</m:t>
+                    </m:r>
+                  </m:e>
+                  <m:sub>
+                    <m:r>
+                      <m:rPr>
+                        <m:nor/>
+                      </m:rPr>
+                      <m:t>time</m:t>
+                    </m:r>
+                  </m:sub>
+                </m:sSub>
+                <m:r>
+                  <w:rPr>
+                    <w:rFonts w:ascii="Cambria Math" w:hAnsi="Cambria Math"/>
+                  </w:rPr>
+                  <m:t>(x,y,t)</m:t>
+                </m:r>
+              </m:oMath>
+            </m:oMathPara>
+          </w:p>
+        </w:tc>
+        <w:tc>
+          <w:tcPr>
+            <w:tcW w:w="421" w:type="dxa"/>
+          </w:tcPr>
+          <w:p>
+            <w:pPr>
+              <w:pStyle w:val="TableText"/>
+            </w:pPr>
+            <w:r>
+              <w:t>:</w:t>
+            </w:r>
+          </w:p>
+        </w:tc>
+        <w:tc>
+          <w:tcPr>
+            <w:tcW w:w="6087" w:type="dxa"/>
+            <w:vAlign w:val="center"/>
+          </w:tcPr>
+          <w:p>
+            <w:pPr>
+              <w:pStyle w:val="TableText"/>
+              <w:rPr>
+                <w:szCs w:val="24"/>
+              </w:rPr>
+            </w:pPr>
+            <w:r>
+              <w:t xml:space="preserve">Estimated travel time required to reach grid cell </w:t>
+            </w:r>
+            <m:oMath>
+              <m:r>
+                <w:rPr>
+                  <w:rFonts w:ascii="Cambria Math" w:hAnsi="Cambria Math"/>
+                  <w:szCs w:val="24"/>
+                </w:rPr>
+                <m:t>(x,y)</m:t>
+              </m:r>
+            </m:oMath>
+            <w:r>
+              <w:t xml:space="preserve">at </w:t>
+            </w:r>
+            <m:oMath>
+              <m:r>
+                <w:rPr>
+                  <w:rFonts w:ascii="Cambria Math" w:hAnsi="Cambria Math"/>
+                </w:rPr>
+                <m:t>t</m:t>
+              </m:r>
+            </m:oMath>
+            <w:r>
+              <w:t>.</w:t>
+            </w:r>
+          </w:p>
+        </w:tc>
+      </w:tr>
+      <w:tr>
+        <w:trPr>
+          <w:trHeight w:val="454"/>
+        </w:trPr>
+        <w:tc>
+          <w:tcPr>
+            <w:tcW w:w="1701" w:type="dxa"/>
+            <w:vAlign w:val="center"/>
+          </w:tcPr>
+          <w:p>
+            <w:pPr>
+              <w:pStyle w:val="TableText"/>
+              <w:jc w:val="left"/>
+              <w:rPr>
+                <w:szCs w:val="24"/>
+              </w:rPr>
+            </w:pPr>
+            <m:oMathPara>
+              <m:oMath>
+                <m:sSub>
+                  <m:sSubPr>
+                    <m:ctrlPr>
+                      <w:rPr>
+                        <w:rFonts w:ascii="Cambria Math" w:hAnsi="Cambria Math"/>
+                      </w:rPr>
+                    </m:ctrlPr>
+                  </m:sSubPr>
+                  <m:e>
+                    <m:r>
+                      <w:rPr>
+                        <w:rFonts w:ascii="Cambria Math" w:hAnsi="Cambria Math"/>
+                      </w:rPr>
+                      <m:t>R</m:t>
+                    </m:r>
+                  </m:e>
+                  <m:sub>
+                    <m:r>
+                      <m:rPr>
+                        <m:nor/>
+                      </m:rPr>
+                      <m:t>avail</m:t>
+                    </m:r>
+                  </m:sub>
+                </m:sSub>
+                <m:r>
+                  <w:rPr>
+                    <w:rFonts w:ascii="Cambria Math" w:hAnsi="Cambria Math"/>
+                  </w:rPr>
+                  <m:t>(t)</m:t>
+                </m:r>
+              </m:oMath>
+            </m:oMathPara>
+          </w:p>
+        </w:tc>
+        <w:tc>
+          <w:tcPr>
+            <w:tcW w:w="421" w:type="dxa"/>
+          </w:tcPr>
+          <w:p>
+            <w:pPr>
+              <w:pStyle w:val="TableText"/>
+            </w:pPr>
+            <w:r>
+              <w:t>:</w:t>
+            </w:r>
+          </w:p>
+        </w:tc>
+        <w:tc>
+          <w:tcPr>
+            <w:tcW w:w="6087" w:type="dxa"/>
+            <w:vAlign w:val="center"/>
+          </w:tcPr>
+          <w:p>
+            <w:pPr>
+              <w:pStyle w:val="TableText"/>
+              <w:rPr>
+                <w:szCs w:val="24"/>
+              </w:rPr>
+            </w:pPr>
+            <w:r>
+              <w:t xml:space="preserve">Operational availability status of the resource at </w:t>
+            </w:r>
+            <m:oMath>
+              <m:r>
+                <w:rPr>
+                  <w:rFonts w:ascii="Cambria Math" w:hAnsi="Cambria Math"/>
+                </w:rPr>
+                <m:t>t</m:t>
+              </m:r>
+            </m:oMath>
+            <w:r>
+              <w:t>.</w:t>
+            </w:r>
+          </w:p>
+        </w:tc>
+      </w:tr>
+      <w:tr>
+        <w:trPr>
+          <w:trHeight w:val="454"/>
+        </w:trPr>
+        <w:tc>
+          <w:tcPr>
+            <w:tcW w:w="1701" w:type="dxa"/>
+            <w:vAlign w:val="center"/>
+          </w:tcPr>
+          <w:p>
+            <w:pPr>
+              <w:pStyle w:val="TableText"/>
+              <w:jc w:val="left"/>
+              <w:rPr>
+                <w:szCs w:val="24"/>
+              </w:rPr>
+            </w:pPr>
+          </w:p>
+        </w:tc>
+        <w:tc>
+          <w:tcPr>
+            <w:tcW w:w="421" w:type="dxa"/>
+          </w:tcPr>
+          <w:p>
+            <w:pPr>
+              <w:pStyle w:val="TableText"/>
+            </w:pPr>
+          </w:p>
+        </w:tc>
+        <w:tc>
+          <w:tcPr>
+            <w:tcW w:w="6087" w:type="dxa"/>
+            <w:vAlign w:val="center"/>
+          </w:tcPr>
+          <w:p>
+            <w:pPr>
+              <w:pStyle w:val="TableText"/>
+              <w:rPr>
+                <w:szCs w:val="24"/>
+              </w:rPr>
+            </w:pPr>
+          </w:p>
+        </w:tc>
+      </w:tr>
+      <w:tr>
+        <w:trPr>
+          <w:trHeight w:val="454"/>
+        </w:trPr>
+        <w:tc>
+          <w:tcPr>
+            <w:tcW w:w="1701" w:type="dxa"/>
+            <w:vAlign w:val="center"/>
+          </w:tcPr>
+          <w:p>
+            <w:pPr>
+              <w:pStyle w:val="TableText"/>
+              <w:jc w:val="left"/>
+              <w:rPr>
+                <w:szCs w:val="24"/>
+              </w:rPr>
+            </w:pPr>
+          </w:p>
+        </w:tc>
+        <w:tc>
+          <w:tcPr>
+            <w:tcW w:w="421" w:type="dxa"/>
+          </w:tcPr>
+          <w:p>
+            <w:pPr>
+              <w:pStyle w:val="TableText"/>
+            </w:pPr>
+          </w:p>
+        </w:tc>
+        <w:tc>
+          <w:tcPr>
+            <w:tcW w:w="6087" w:type="dxa"/>
+            <w:vAlign w:val="center"/>
+          </w:tcPr>
+          <w:p>
+            <w:pPr>
+              <w:pStyle w:val="TableText"/>
+              <w:rPr>
+                <w:szCs w:val="24"/>
+              </w:rPr>
+            </w:pPr>
+          </w:p>
+        </w:tc>
+      </w:tr>
+      <w:tr>
+        <w:trPr>
+          <w:trHeight w:val="454"/>
+        </w:trPr>
+        <w:tc>
+          <w:tcPr>
+            <w:tcW w:w="1701" w:type="dxa"/>
+            <w:vAlign w:val="center"/>
+          </w:tcPr>
+          <w:p>
+            <w:pPr>
+              <w:pStyle w:val="TableText"/>
+              <w:jc w:val="left"/>
+              <w:rPr>
+                <w:szCs w:val="24"/>
+              </w:rPr>
+            </w:pPr>
+          </w:p>
+        </w:tc>
+        <w:tc>
+          <w:tcPr>
+            <w:tcW w:w="421" w:type="dxa"/>
+          </w:tcPr>
+          <w:p>
+            <w:pPr>
+              <w:pStyle w:val="TableText"/>
+            </w:pPr>
+          </w:p>
+        </w:tc>
+        <w:tc>
+          <w:tcPr>
+            <w:tcW w:w="6087" w:type="dxa"/>
+            <w:vAlign w:val="center"/>
+          </w:tcPr>
+          <w:p>
+            <w:pPr>
+              <w:pStyle w:val="TableText"/>
+              <w:rPr>
+                <w:szCs w:val="24"/>
+              </w:rPr>
+            </w:pPr>
+          </w:p>
+        </w:tc>
+      </w:tr>
+      <w:tr>
+        <w:trPr>
+          <w:trHeight w:val="454"/>
+        </w:trPr>
+        <w:tc>
+          <w:tcPr>
+            <w:tcW w:w="1701" w:type="dxa"/>
+            <w:vAlign w:val="center"/>
+          </w:tcPr>
+          <w:p>
+            <w:pPr>
+              <w:pStyle w:val="TableText"/>
+              <w:jc w:val="left"/>
+              <w:rPr>
+                <w:szCs w:val="24"/>
+              </w:rPr>
+            </w:pPr>
+          </w:p>
+        </w:tc>
+        <w:tc>
+          <w:tcPr>
+            <w:tcW w:w="421" w:type="dxa"/>
+          </w:tcPr>
+          <w:p>
+            <w:pPr>
+              <w:pStyle w:val="TableText"/>
+            </w:pPr>
+            <w:r>
+              <w:t>:</w:t>
+            </w:r>
+          </w:p>
+        </w:tc>
+        <w:tc>
+          <w:tcPr>
+            <w:tcW w:w="6087" w:type="dxa"/>
+            <w:vAlign w:val="center"/>
+          </w:tcPr>
+          <w:p>
+            <w:pPr>
+              <w:pStyle w:val="TableText"/>
+              <w:rPr>
+                <w:szCs w:val="24"/>
+              </w:rPr>
+            </w:pPr>
+          </w:p>
+        </w:tc>
+      </w:tr>
+      <w:tr>
+        <w:trPr>
+          <w:trHeight w:val="454"/>
+        </w:trPr>
+        <w:tc>
+          <w:tcPr>
+            <w:tcW w:w="1701" w:type="dxa"/>
+            <w:vAlign w:val="center"/>
+          </w:tcPr>
+          <w:p>
+            <w:pPr>
+              <w:pStyle w:val="TableText"/>
+              <w:jc w:val="left"/>
               <w:rPr>
                 <w:szCs w:val="24"/>
               </w:rPr>
@@ -9262,19 +10184,7 @@
               <w:rPr>
                 <w:szCs w:val="24"/>
               </w:rPr>
-              <w:t>Simulation time</w:t>
-            </w:r>
-            <w:r>
-              <w:rPr>
-                <w:szCs w:val="24"/>
-              </w:rPr>
-              <w:t xml:space="preserve"> instance, d</w:t>
-            </w:r>
-            <w:r>
-              <w:rPr>
-                <w:szCs w:val="24"/>
-              </w:rPr>
-              <w:t>iscrete simulation time step</w:t>
+              <w:t>Simulation time instance, discrete simulation time step</w:t>
             </w:r>
           </w:p>
         </w:tc>
@@ -9291,6 +10201,7 @@
           <w:p>
             <w:pPr>
               <w:pStyle w:val="TableText"/>
+              <w:jc w:val="left"/>
               <w:rPr>
                 <w:szCs w:val="24"/>
               </w:rPr>
@@ -9337,6 +10248,7 @@
           <w:p>
             <w:pPr>
               <w:pStyle w:val="TableText"/>
+              <w:jc w:val="left"/>
               <w:rPr>
                 <w:szCs w:val="24"/>
               </w:rPr>
@@ -9413,7 +10325,23 @@
               <w:rPr>
                 <w:szCs w:val="24"/>
               </w:rPr>
-              <w:t xml:space="preserve">Indicator of building presence at grid cell </w:t>
+              <w:t xml:space="preserve">Indicator of building </w:t>
+            </w:r>
+            <w:proofErr w:type="spellStart"/>
+            <w:proofErr w:type="gramStart"/>
+            <w:r>
+              <w:rPr>
+                <w:szCs w:val="24"/>
+              </w:rPr>
+              <w:t>pre:sence</w:t>
+            </w:r>
+            <w:proofErr w:type="spellEnd"/>
+            <w:proofErr w:type="gramEnd"/>
+            <w:r>
+              <w:rPr>
+                <w:szCs w:val="24"/>
+              </w:rPr>
+              <w:t xml:space="preserve"> at grid cell </w:t>
             </w:r>
             <m:oMath>
               <m:r>
@@ -9439,6 +10367,7 @@
           <w:p>
             <w:pPr>
               <w:pStyle w:val="TableText"/>
+              <w:jc w:val="left"/>
               <w:rPr>
                 <w:szCs w:val="24"/>
               </w:rPr>
@@ -9541,6 +10470,7 @@
           <w:p>
             <w:pPr>
               <w:pStyle w:val="TableText"/>
+              <w:jc w:val="left"/>
               <w:rPr>
                 <w:szCs w:val="24"/>
               </w:rPr>
@@ -9643,6 +10573,7 @@
           <w:p>
             <w:pPr>
               <w:pStyle w:val="TableText"/>
+              <w:jc w:val="left"/>
               <w:rPr>
                 <w:szCs w:val="24"/>
               </w:rPr>
@@ -9745,6 +10676,7 @@
           <w:p>
             <w:pPr>
               <w:pStyle w:val="TableText"/>
+              <w:jc w:val="left"/>
               <w:rPr>
                 <w:szCs w:val="24"/>
               </w:rPr>
@@ -9847,6 +10779,7 @@
           <w:p>
             <w:pPr>
               <w:pStyle w:val="TableText"/>
+              <w:jc w:val="left"/>
               <w:rPr>
                 <w:szCs w:val="24"/>
               </w:rPr>
@@ -9893,6 +10826,7 @@
           <w:p>
             <w:pPr>
               <w:pStyle w:val="TableText"/>
+              <w:jc w:val="left"/>
             </w:pPr>
             <m:oMathPara>
               <m:oMath>
@@ -9980,6 +10914,7 @@
           <w:p>
             <w:pPr>
               <w:pStyle w:val="TableText"/>
+              <w:jc w:val="left"/>
             </w:pPr>
             <m:oMathPara>
               <m:oMath>
@@ -10067,6 +11002,7 @@
           <w:p>
             <w:pPr>
               <w:pStyle w:val="TableText"/>
+              <w:jc w:val="left"/>
             </w:pPr>
             <m:oMathPara>
               <m:oMath>
@@ -10154,6 +11090,7 @@
           <w:p>
             <w:pPr>
               <w:pStyle w:val="TableText"/>
+              <w:jc w:val="left"/>
             </w:pPr>
             <m:oMathPara>
               <m:oMath>
@@ -10241,6 +11178,7 @@
           <w:p>
             <w:pPr>
               <w:pStyle w:val="TableText"/>
+              <w:jc w:val="left"/>
             </w:pPr>
             <m:oMathPara>
               <m:oMath>
@@ -10328,6 +11266,7 @@
           <w:p>
             <w:pPr>
               <w:pStyle w:val="TableText"/>
+              <w:jc w:val="left"/>
             </w:pPr>
             <m:oMathPara>
               <m:oMath>
@@ -10415,6 +11354,7 @@
           <w:p>
             <w:pPr>
               <w:pStyle w:val="TableText"/>
+              <w:jc w:val="left"/>
             </w:pPr>
             <m:oMathPara>
               <m:oMath>
@@ -10423,15 +11363,7 @@
                     <w:rFonts w:ascii="Cambria Math" w:hAnsi="Cambria Math"/>
                     <w:szCs w:val="24"/>
                   </w:rPr>
-                  <w:lastRenderedPageBreak/>
-                  <m:t>x</m:t>
-                </m:r>
-                <m:r>
-                  <w:rPr>
-                    <w:rFonts w:ascii="Cambria Math" w:hAnsi="Cambria Math"/>
-                    <w:szCs w:val="24"/>
-                  </w:rPr>
-                  <m:t>, y</m:t>
+                  <m:t>x, y</m:t>
                 </m:r>
               </m:oMath>
             </m:oMathPara>
@@ -10479,6 +11411,7 @@
           <w:p>
             <w:pPr>
               <w:pStyle w:val="TableText"/>
+              <w:jc w:val="left"/>
             </w:pPr>
           </w:p>
         </w:tc>
@@ -10507,14 +11440,6 @@
         </w:tc>
       </w:tr>
     </w:tbl>
-    <w:p>
-      <w:pPr>
-        <w:rPr>
-          <w:rFonts w:cs="Times New Roman"/>
-          <w:szCs w:val="24"/>
-        </w:rPr>
-      </w:pPr>
-    </w:p>
     <w:p>
       <w:pPr>
         <w:rPr>
@@ -11305,7 +12230,7 @@
           <w:lang w:val="en-US"/>
         </w:rPr>
       </w:pPr>
-      <w:bookmarkStart w:id="20" w:name="_Toc222063320"/>
+      <w:bookmarkStart w:id="20" w:name="_Toc222086803"/>
       <w:r>
         <w:rPr>
           <w:lang w:val="en-US"/>
@@ -11356,43 +12281,351 @@
           <w:lang w:val="en-US"/>
         </w:rPr>
       </w:pPr>
-      <w:bookmarkStart w:id="21" w:name="_Toc222063321"/>
       <w:r>
         <w:rPr>
           <w:lang w:val="en-US"/>
         </w:rPr>
-        <w:t>FIRE SPREAD SIMULATOR</w:t>
+        <w:t>DISASTERAWARE SIMULATION FRAMEWORK</w:t>
+      </w:r>
+    </w:p>
+    <w:p>
+      <w:pPr>
+        <w:pStyle w:val="ParText"/>
+      </w:pPr>
+      <w:r>
+        <w:t>This chapter presents the architectural foundation of the proposed wildfire simulation and distributed decision support framework. The objective</w:t>
+      </w:r>
+      <w:r>
+        <w:t>s</w:t>
+      </w:r>
+      <w:r>
+        <w:t xml:space="preserve"> of this chapter </w:t>
+      </w:r>
+      <w:r>
+        <w:t>are</w:t>
+      </w:r>
+      <w:r>
+        <w:t xml:space="preserve"> to describe individual system components</w:t>
+      </w:r>
+      <w:r>
+        <w:t xml:space="preserve"> </w:t>
+      </w:r>
+      <w:r>
+        <w:t xml:space="preserve">and </w:t>
+      </w:r>
+      <w:r>
+        <w:t>to establish a structural understanding of how the entire system operates as an integrated dynamic model.</w:t>
+      </w:r>
+    </w:p>
+    <w:p>
+      <w:pPr>
+        <w:pStyle w:val="ParText"/>
+      </w:pPr>
+      <w:r>
+        <w:t>The architecture is designed around a discrete-time, grid-based wildfire simulation core, coupled with a distributed decision support layer. The system integrates environmental forcing, terrain constraints, fuel dynamics, exposure assessment, operational resources, and intervention logic within a unified computational structure. Each architectural block has a clearly defined role, and the interactions between these blocks determine the overall system behavior.</w:t>
+      </w:r>
+    </w:p>
+    <w:p>
+      <w:pPr>
+        <w:pStyle w:val="ParText"/>
+      </w:pPr>
+      <w:r>
+        <w:t xml:space="preserve">This chapter proceeds in three progressive stages. First, the structural architecture is described at the block level, explaining the functional responsibilities of each component and the direction of data flow between them. Second, the interaction mechanisms between the Simulation Core, the External Data Sources, and the Distributed DSS Model are formalized. Particular attention is given to how environmental inputs influence fire propagation, how state updates are performed at each time step </w:t>
+      </w:r>
+      <m:oMath>
+        <m:r>
+          <m:rPr>
+            <m:sty m:val="p"/>
+          </m:rPr>
+          <w:rPr>
+            <w:rFonts w:ascii="Cambria Math" w:hAnsi="Cambria Math"/>
+          </w:rPr>
+          <m:t>Δ</m:t>
+        </m:r>
+        <m:r>
+          <w:rPr>
+            <w:rFonts w:ascii="Cambria Math" w:hAnsi="Cambria Math"/>
+          </w:rPr>
+          <m:t>t</m:t>
+        </m:r>
+      </m:oMath>
+      <w:r>
+        <w:t>, and how decisions are generated and reinjected into the simulation through the action layer. Finally, the architecture is translated into a state-space formulation, providing the mathematical representation of the system dynamics.</w:t>
+      </w:r>
+    </w:p>
+    <w:p>
+      <w:pPr>
+        <w:pStyle w:val="ParText"/>
+      </w:pPr>
+      <w:r>
+        <w:t>By the end of this chapter, the reader will:</w:t>
+      </w:r>
+    </w:p>
+    <w:p>
+      <w:pPr>
+        <w:pStyle w:val="ListParagraph"/>
+        <w:numPr>
+          <w:ilvl w:val="0"/>
+          <w:numId w:val="40"/>
+        </w:numPr>
+        <w:rPr>
+          <w:lang w:eastAsia="ja-JP"/>
+        </w:rPr>
+      </w:pPr>
+      <w:r>
+        <w:rPr>
+          <w:lang w:eastAsia="ja-JP"/>
+        </w:rPr>
+        <w:t>Understand the logical separation between fire behavior modeling, consequence modeling, and decision optimization.</w:t>
+      </w:r>
+    </w:p>
+    <w:p>
+      <w:pPr>
+        <w:pStyle w:val="ListParagraph"/>
+        <w:numPr>
+          <w:ilvl w:val="0"/>
+          <w:numId w:val="40"/>
+        </w:numPr>
+        <w:rPr>
+          <w:lang w:eastAsia="ja-JP"/>
+        </w:rPr>
+      </w:pPr>
+      <w:r>
+        <w:rPr>
+          <w:lang w:eastAsia="ja-JP"/>
+        </w:rPr>
+        <w:lastRenderedPageBreak/>
+        <w:t>Comprehend how data flows between modules and how feedback loops are established.</w:t>
+      </w:r>
+    </w:p>
+    <w:p>
+      <w:pPr>
+        <w:pStyle w:val="ListParagraph"/>
+        <w:numPr>
+          <w:ilvl w:val="0"/>
+          <w:numId w:val="40"/>
+        </w:numPr>
+        <w:rPr>
+          <w:lang w:eastAsia="ja-JP"/>
+        </w:rPr>
+      </w:pPr>
+      <w:r>
+        <w:rPr>
+          <w:lang w:eastAsia="ja-JP"/>
+        </w:rPr>
+        <w:t>Be able to interpret the system as a discrete-time dynamic model governed by state transitions.</w:t>
+      </w:r>
+    </w:p>
+    <w:p>
+      <w:pPr>
+        <w:pStyle w:val="ListParagraph"/>
+        <w:numPr>
+          <w:ilvl w:val="0"/>
+          <w:numId w:val="40"/>
+        </w:numPr>
+        <w:rPr>
+          <w:lang w:eastAsia="ja-JP"/>
+        </w:rPr>
+      </w:pPr>
+      <w:r>
+        <w:rPr>
+          <w:lang w:eastAsia="ja-JP"/>
+        </w:rPr>
+        <w:t>Recognize how the architectural structure supports the subsequent mathematical formulation of the wildfire propagation and decision-making processes.</w:t>
+      </w:r>
+    </w:p>
+    <w:p>
+      <w:pPr>
+        <w:pStyle w:val="ParText"/>
+      </w:pPr>
+      <w:r>
+        <w:t>This structural understanding forms the basis for the detailed mathematical development presented in the following sections.</w:t>
+      </w:r>
+    </w:p>
+    <w:p>
+      <w:pPr>
+        <w:pStyle w:val="ParText"/>
+      </w:pPr>
+    </w:p>
+    <w:p>
+      <w:pPr>
+        <w:pStyle w:val="Heading2"/>
+        <w:rPr>
+          <w:lang w:eastAsia="ja-JP"/>
+        </w:rPr>
+      </w:pPr>
+      <w:r>
+        <w:rPr>
+          <w:lang w:eastAsia="ja-JP"/>
+        </w:rPr>
+        <w:lastRenderedPageBreak/>
+        <w:t>System Block Diagram</w:t>
+      </w:r>
+    </w:p>
+    <w:p>
+      <w:pPr>
+        <w:rPr>
+          <w:lang w:eastAsia="ja-JP"/>
+        </w:rPr>
+      </w:pPr>
+      <w:r>
+        <w:rPr>
+          <w:noProof/>
+          <w:lang w:eastAsia="ja-JP"/>
+        </w:rPr>
+        <w:drawing>
+          <wp:inline distT="0" distB="0" distL="0" distR="0" wp14:anchorId="1CBA7500" wp14:editId="44BCB8E0">
+            <wp:extent cx="4580627" cy="4870542"/>
+            <wp:effectExtent l="0" t="0" r="0" b="0"/>
+            <wp:docPr id="473282201" name="Picture 2"/>
+            <wp:cNvGraphicFramePr>
+              <a:graphicFrameLocks xmlns:a="http://schemas.openxmlformats.org/drawingml/2006/main" noChangeAspect="1"/>
+            </wp:cNvGraphicFramePr>
+            <a:graphic xmlns:a="http://schemas.openxmlformats.org/drawingml/2006/main">
+              <a:graphicData uri="http://schemas.openxmlformats.org/drawingml/2006/picture">
+                <pic:pic xmlns:pic="http://schemas.openxmlformats.org/drawingml/2006/picture">
+                  <pic:nvPicPr>
+                    <pic:cNvPr id="0" name="Picture 2"/>
+                    <pic:cNvPicPr>
+                      <a:picLocks noChangeAspect="1" noChangeArrowheads="1"/>
+                    </pic:cNvPicPr>
+                  </pic:nvPicPr>
+                  <pic:blipFill>
+                    <a:blip r:embed="rId20" cstate="print">
+                      <a:extLst>
+                        <a:ext uri="{28A0092B-C50C-407E-A947-70E740481C1C}">
+                          <a14:useLocalDpi xmlns:a14="http://schemas.microsoft.com/office/drawing/2010/main" val="0"/>
+                        </a:ext>
+                      </a:extLst>
+                    </a:blip>
+                    <a:srcRect/>
+                    <a:stretch>
+                      <a:fillRect/>
+                    </a:stretch>
+                  </pic:blipFill>
+                  <pic:spPr bwMode="auto">
+                    <a:xfrm>
+                      <a:off x="0" y="0"/>
+                      <a:ext cx="4604271" cy="4895682"/>
+                    </a:xfrm>
+                    <a:prstGeom prst="rect">
+                      <a:avLst/>
+                    </a:prstGeom>
+                    <a:noFill/>
+                  </pic:spPr>
+                </pic:pic>
+              </a:graphicData>
+            </a:graphic>
+          </wp:inline>
+        </w:drawing>
+      </w:r>
+    </w:p>
+    <w:p>
+      <w:pPr>
+        <w:pStyle w:val="Heading2"/>
+        <w:rPr>
+          <w:lang w:eastAsia="ja-JP"/>
+        </w:rPr>
+      </w:pPr>
+      <w:r>
+        <w:rPr>
+          <w:lang w:eastAsia="ja-JP"/>
+        </w:rPr>
+        <w:t>Time Controller</w:t>
+      </w:r>
+    </w:p>
+    <w:p>
+      <w:pPr>
+        <w:rPr>
+          <w:lang w:eastAsia="ja-JP"/>
+        </w:rPr>
+      </w:pPr>
+    </w:p>
+    <w:p>
+      <w:pPr>
+        <w:pStyle w:val="Heading2"/>
+        <w:rPr>
+          <w:lang w:eastAsia="ja-JP"/>
+        </w:rPr>
+      </w:pPr>
+      <w:r>
+        <w:rPr>
+          <w:lang w:eastAsia="ja-JP"/>
+        </w:rPr>
+        <w:t>Hybrid</w:t>
+      </w:r>
+      <w:r>
+        <w:rPr>
+          <w:lang w:eastAsia="ja-JP"/>
+        </w:rPr>
+        <w:t xml:space="preserve"> Fire Spread Module</w:t>
+      </w:r>
+    </w:p>
+    <w:p>
+      <w:pPr>
+        <w:rPr>
+          <w:lang w:eastAsia="ja-JP"/>
+        </w:rPr>
+      </w:pPr>
+    </w:p>
+    <w:p>
+      <w:pPr>
+        <w:pStyle w:val="Heading2"/>
+        <w:rPr>
+          <w:lang w:eastAsia="ja-JP"/>
+        </w:rPr>
+      </w:pPr>
+      <w:r>
+        <w:rPr>
+          <w:lang w:eastAsia="ja-JP"/>
+        </w:rPr>
+        <w:lastRenderedPageBreak/>
+        <w:t>Grid State Manager</w:t>
+      </w:r>
+    </w:p>
+    <w:p>
+      <w:pPr>
+        <w:rPr>
+          <w:lang w:eastAsia="ja-JP"/>
+        </w:rPr>
+      </w:pPr>
+    </w:p>
+    <w:p>
+      <w:pPr>
+        <w:pStyle w:val="Heading2"/>
+        <w:rPr>
+          <w:lang w:eastAsia="ja-JP"/>
+        </w:rPr>
+      </w:pPr>
+      <w:r>
+        <w:rPr>
+          <w:lang w:eastAsia="ja-JP"/>
+        </w:rPr>
+        <w:t>Initial Spatial Grid Builder</w:t>
+      </w:r>
+    </w:p>
+    <w:p>
+      <w:pPr>
+        <w:rPr>
+          <w:lang w:eastAsia="ja-JP"/>
+        </w:rPr>
+      </w:pPr>
+    </w:p>
+    <w:p>
+      <w:pPr>
+        <w:pStyle w:val="Heading2"/>
+      </w:pPr>
+      <w:bookmarkStart w:id="21" w:name="_Toc222086805"/>
+      <w:r>
+        <w:t xml:space="preserve">Fire Spread Model </w:t>
+      </w:r>
+      <w:r>
+        <w:t>External Data Layer</w:t>
       </w:r>
       <w:bookmarkEnd w:id="21"/>
     </w:p>
     <w:p>
       <w:pPr>
-        <w:pStyle w:val="TOC1"/>
-        <w:rPr>
-          <w:noProof w:val="0"/>
-          <w:lang w:eastAsia="ja-JP"/>
-        </w:rPr>
-      </w:pPr>
-      <w:r>
-        <w:rPr>
-          <w:noProof w:val="0"/>
-          <w:lang w:eastAsia="ja-JP"/>
-        </w:rPr>
-        <w:t>Wildfire management represents a decision-making domain in which uncertainty is not an exception but a defining characteristic. Decisions must be taken under incomplete knowledge, conflicting observations, and rapidly changing environmental conditions that vary both spatially and temporally. In such contexts, conventional decision support systems exhibit clear limitations, as they are typically built upon static representations, closed sets of predefined alternatives, and crisp models that assume precise and complete information. These assumptions are fundamentally misaligned with the operational realities of wildfire management.</w:t>
-      </w:r>
-    </w:p>
-    <w:p>
-      <w:pPr>
-        <w:pStyle w:val="Heading2"/>
-      </w:pPr>
-      <w:bookmarkStart w:id="22" w:name="_Toc222063322"/>
-      <w:r>
-        <w:t>External Data Layer</w:t>
-      </w:r>
-      <w:bookmarkEnd w:id="22"/>
-    </w:p>
-    <w:p>
-      <w:pPr>
         <w:pStyle w:val="ParText"/>
       </w:pPr>
       <w:r>
@@ -11402,19 +12635,13 @@
         <w:t xml:space="preserve">Simulator </w:t>
       </w:r>
       <w:r>
-        <w:t>External Data Layer</w:t>
-      </w:r>
-      <w:r>
-        <w:t xml:space="preserve"> (</w:t>
+        <w:t>External Data Layer (</w:t>
       </w:r>
       <w:r>
         <w:t>SIM-</w:t>
       </w:r>
       <w:r>
-        <w:t>EDL)</w:t>
-      </w:r>
-      <w:r>
-        <w:t xml:space="preserve"> provides all </w:t>
+        <w:t xml:space="preserve">EDL) provides all </w:t>
       </w:r>
       <w:r>
         <w:t>external and heterogeneous</w:t>
@@ -11544,12 +12771,11 @@
       <w:pPr>
         <w:pStyle w:val="Heading3"/>
       </w:pPr>
-      <w:bookmarkStart w:id="23" w:name="_Toc222063323"/>
-      <w:r>
-        <w:lastRenderedPageBreak/>
+      <w:bookmarkStart w:id="22" w:name="_Toc222086806"/>
+      <w:r>
         <w:t>Meteorology Data Layer</w:t>
       </w:r>
-      <w:bookmarkEnd w:id="23"/>
+      <w:bookmarkEnd w:id="22"/>
     </w:p>
     <w:p>
       <w:pPr>
@@ -11562,19 +12788,7 @@
         <w:rPr>
           <w:lang w:eastAsia="tr-TR"/>
         </w:rPr>
-        <w:t>This layer provides dynamic atmospheric conditions that directly influence fire ignition probability, rate of spread, fire intensity, spotting behavior, plume dynamics, and fuel moisture evolution.</w:t>
-      </w:r>
-      <w:r>
-        <w:rPr>
-          <w:lang w:eastAsia="tr-TR"/>
-        </w:rPr>
-        <w:t xml:space="preserve"> </w:t>
-      </w:r>
-      <w:r>
-        <w:rPr>
-          <w:lang w:eastAsia="tr-TR"/>
-        </w:rPr>
-        <w:t>These variables</w:t>
+        <w:t>This layer provides dynamic atmospheric conditions that directly influence fire ignition probability, rate of spread, fire intensity, spotting behavior, plume dynamics, and fuel moisture evolution. These variables</w:t>
       </w:r>
       <w:r>
         <w:rPr>
@@ -11649,6 +12863,7 @@
           <w:bCs/>
           <w:lang w:eastAsia="tr-TR"/>
         </w:rPr>
+        <w:lastRenderedPageBreak/>
         <w:t>dependent</w:t>
       </w:r>
       <w:r>
@@ -11683,8 +12898,8 @@
         <w:pStyle w:val="Caption"/>
         <w:keepNext/>
       </w:pPr>
-      <w:bookmarkStart w:id="24" w:name="_Ref222060250"/>
-      <w:bookmarkStart w:id="25" w:name="_Toc222063332"/>
+      <w:bookmarkStart w:id="23" w:name="_Ref222060250"/>
+      <w:bookmarkStart w:id="24" w:name="_Toc222086818"/>
       <w:r>
         <w:t xml:space="preserve">Table </w:t>
       </w:r>
@@ -11727,11 +12942,11 @@
       <w:r>
         <w:fldChar w:fldCharType="end"/>
       </w:r>
+      <w:bookmarkEnd w:id="23"/>
+      <w:r>
+        <w:t xml:space="preserve"> Meteorology data layer parameter table</w:t>
+      </w:r>
       <w:bookmarkEnd w:id="24"/>
-      <w:r>
-        <w:t xml:space="preserve"> Meteorology data layer parameter table</w:t>
-      </w:r>
-      <w:bookmarkEnd w:id="25"/>
     </w:p>
     <w:tbl>
       <w:tblPr>
@@ -11760,10 +12975,7 @@
               <w:pStyle w:val="TableText"/>
             </w:pPr>
             <w:r>
-              <w:t>P</w:t>
-            </w:r>
-            <w:r>
-              <w:t xml:space="preserve">arameter </w:t>
+              <w:t xml:space="preserve">Parameter </w:t>
             </w:r>
           </w:p>
         </w:tc>
@@ -11857,61 +13069,7 @@
                   <w:rPr>
                     <w:rFonts w:ascii="Cambria Math" w:hAnsi="Cambria Math"/>
                   </w:rPr>
-                  <m:t>(</m:t>
-                </m:r>
-                <m:r>
-                  <m:rPr>
-                    <m:sty m:val="bi"/>
-                  </m:rPr>
-                  <w:rPr>
-                    <w:rFonts w:ascii="Cambria Math" w:hAnsi="Cambria Math"/>
-                  </w:rPr>
-                  <m:t>x</m:t>
-                </m:r>
-                <m:r>
-                  <m:rPr>
-                    <m:sty m:val="bi"/>
-                  </m:rPr>
-                  <w:rPr>
-                    <w:rFonts w:ascii="Cambria Math" w:hAnsi="Cambria Math"/>
-                  </w:rPr>
-                  <m:t>,</m:t>
-                </m:r>
-                <m:r>
-                  <m:rPr>
-                    <m:sty m:val="bi"/>
-                  </m:rPr>
-                  <w:rPr>
-                    <w:rFonts w:ascii="Cambria Math" w:hAnsi="Cambria Math"/>
-                  </w:rPr>
-                  <m:t>y</m:t>
-                </m:r>
-                <m:r>
-                  <m:rPr>
-                    <m:sty m:val="bi"/>
-                  </m:rPr>
-                  <w:rPr>
-                    <w:rFonts w:ascii="Cambria Math" w:hAnsi="Cambria Math"/>
-                  </w:rPr>
-                  <m:t>,</m:t>
-                </m:r>
-                <m:r>
-                  <m:rPr>
-                    <m:sty m:val="bi"/>
-                  </m:rPr>
-                  <w:rPr>
-                    <w:rFonts w:ascii="Cambria Math" w:hAnsi="Cambria Math"/>
-                  </w:rPr>
-                  <m:t>t</m:t>
-                </m:r>
-                <m:r>
-                  <m:rPr>
-                    <m:sty m:val="bi"/>
-                  </m:rPr>
-                  <w:rPr>
-                    <w:rFonts w:ascii="Cambria Math" w:hAnsi="Cambria Math"/>
-                  </w:rPr>
-                  <m:t>)</m:t>
+                  <m:t>(x,y,t)</m:t>
                 </m:r>
               </m:oMath>
             </m:oMathPara>
@@ -12007,61 +13165,7 @@
                   <w:rPr>
                     <w:rFonts w:ascii="Cambria Math" w:hAnsi="Cambria Math"/>
                   </w:rPr>
-                  <m:t>(</m:t>
-                </m:r>
-                <m:r>
-                  <m:rPr>
-                    <m:sty m:val="bi"/>
-                  </m:rPr>
-                  <w:rPr>
-                    <w:rFonts w:ascii="Cambria Math" w:hAnsi="Cambria Math"/>
-                  </w:rPr>
-                  <m:t>x</m:t>
-                </m:r>
-                <m:r>
-                  <m:rPr>
-                    <m:sty m:val="bi"/>
-                  </m:rPr>
-                  <w:rPr>
-                    <w:rFonts w:ascii="Cambria Math" w:hAnsi="Cambria Math"/>
-                  </w:rPr>
-                  <m:t>,</m:t>
-                </m:r>
-                <m:r>
-                  <m:rPr>
-                    <m:sty m:val="bi"/>
-                  </m:rPr>
-                  <w:rPr>
-                    <w:rFonts w:ascii="Cambria Math" w:hAnsi="Cambria Math"/>
-                  </w:rPr>
-                  <m:t>y</m:t>
-                </m:r>
-                <m:r>
-                  <m:rPr>
-                    <m:sty m:val="bi"/>
-                  </m:rPr>
-                  <w:rPr>
-                    <w:rFonts w:ascii="Cambria Math" w:hAnsi="Cambria Math"/>
-                  </w:rPr>
-                  <m:t>,</m:t>
-                </m:r>
-                <m:r>
-                  <m:rPr>
-                    <m:sty m:val="bi"/>
-                  </m:rPr>
-                  <w:rPr>
-                    <w:rFonts w:ascii="Cambria Math" w:hAnsi="Cambria Math"/>
-                  </w:rPr>
-                  <m:t>t</m:t>
-                </m:r>
-                <m:r>
-                  <m:rPr>
-                    <m:sty m:val="bi"/>
-                  </m:rPr>
-                  <w:rPr>
-                    <w:rFonts w:ascii="Cambria Math" w:hAnsi="Cambria Math"/>
-                  </w:rPr>
-                  <m:t>)</m:t>
+                  <m:t>(x,y,t)</m:t>
                 </m:r>
               </m:oMath>
             </m:oMathPara>
@@ -12157,61 +13261,7 @@
                   <w:rPr>
                     <w:rFonts w:ascii="Cambria Math" w:hAnsi="Cambria Math"/>
                   </w:rPr>
-                  <m:t>(</m:t>
-                </m:r>
-                <m:r>
-                  <m:rPr>
-                    <m:sty m:val="bi"/>
-                  </m:rPr>
-                  <w:rPr>
-                    <w:rFonts w:ascii="Cambria Math" w:hAnsi="Cambria Math"/>
-                  </w:rPr>
-                  <m:t>x</m:t>
-                </m:r>
-                <m:r>
-                  <m:rPr>
-                    <m:sty m:val="bi"/>
-                  </m:rPr>
-                  <w:rPr>
-                    <w:rFonts w:ascii="Cambria Math" w:hAnsi="Cambria Math"/>
-                  </w:rPr>
-                  <m:t>,</m:t>
-                </m:r>
-                <m:r>
-                  <m:rPr>
-                    <m:sty m:val="bi"/>
-                  </m:rPr>
-                  <w:rPr>
-                    <w:rFonts w:ascii="Cambria Math" w:hAnsi="Cambria Math"/>
-                  </w:rPr>
-                  <m:t>y</m:t>
-                </m:r>
-                <m:r>
-                  <m:rPr>
-                    <m:sty m:val="bi"/>
-                  </m:rPr>
-                  <w:rPr>
-                    <w:rFonts w:ascii="Cambria Math" w:hAnsi="Cambria Math"/>
-                  </w:rPr>
-                  <m:t>,</m:t>
-                </m:r>
-                <m:r>
-                  <m:rPr>
-                    <m:sty m:val="bi"/>
-                  </m:rPr>
-                  <w:rPr>
-                    <w:rFonts w:ascii="Cambria Math" w:hAnsi="Cambria Math"/>
-                  </w:rPr>
-                  <m:t>t</m:t>
-                </m:r>
-                <m:r>
-                  <m:rPr>
-                    <m:sty m:val="bi"/>
-                  </m:rPr>
-                  <w:rPr>
-                    <w:rFonts w:ascii="Cambria Math" w:hAnsi="Cambria Math"/>
-                  </w:rPr>
-                  <m:t>)</m:t>
+                  <m:t>(x,y,t)</m:t>
                 </m:r>
               </m:oMath>
             </m:oMathPara>
@@ -12307,61 +13357,7 @@
                   <w:rPr>
                     <w:rFonts w:ascii="Cambria Math" w:hAnsi="Cambria Math"/>
                   </w:rPr>
-                  <m:t>(</m:t>
-                </m:r>
-                <m:r>
-                  <m:rPr>
-                    <m:sty m:val="bi"/>
-                  </m:rPr>
-                  <w:rPr>
-                    <w:rFonts w:ascii="Cambria Math" w:hAnsi="Cambria Math"/>
-                  </w:rPr>
-                  <m:t>x</m:t>
-                </m:r>
-                <m:r>
-                  <m:rPr>
-                    <m:sty m:val="bi"/>
-                  </m:rPr>
-                  <w:rPr>
-                    <w:rFonts w:ascii="Cambria Math" w:hAnsi="Cambria Math"/>
-                  </w:rPr>
-                  <m:t>,</m:t>
-                </m:r>
-                <m:r>
-                  <m:rPr>
-                    <m:sty m:val="bi"/>
-                  </m:rPr>
-                  <w:rPr>
-                    <w:rFonts w:ascii="Cambria Math" w:hAnsi="Cambria Math"/>
-                  </w:rPr>
-                  <m:t>y</m:t>
-                </m:r>
-                <m:r>
-                  <m:rPr>
-                    <m:sty m:val="bi"/>
-                  </m:rPr>
-                  <w:rPr>
-                    <w:rFonts w:ascii="Cambria Math" w:hAnsi="Cambria Math"/>
-                  </w:rPr>
-                  <m:t>,</m:t>
-                </m:r>
-                <m:r>
-                  <m:rPr>
-                    <m:sty m:val="bi"/>
-                  </m:rPr>
-                  <w:rPr>
-                    <w:rFonts w:ascii="Cambria Math" w:hAnsi="Cambria Math"/>
-                  </w:rPr>
-                  <m:t>t</m:t>
-                </m:r>
-                <m:r>
-                  <m:rPr>
-                    <m:sty m:val="bi"/>
-                  </m:rPr>
-                  <w:rPr>
-                    <w:rFonts w:ascii="Cambria Math" w:hAnsi="Cambria Math"/>
-                  </w:rPr>
-                  <m:t>)</m:t>
+                  <m:t>(x,y,t)</m:t>
                 </m:r>
               </m:oMath>
             </m:oMathPara>
@@ -12457,61 +13453,7 @@
                   <w:rPr>
                     <w:rFonts w:ascii="Cambria Math" w:hAnsi="Cambria Math"/>
                   </w:rPr>
-                  <m:t>(</m:t>
-                </m:r>
-                <m:r>
-                  <m:rPr>
-                    <m:sty m:val="bi"/>
-                  </m:rPr>
-                  <w:rPr>
-                    <w:rFonts w:ascii="Cambria Math" w:hAnsi="Cambria Math"/>
-                  </w:rPr>
-                  <m:t>x</m:t>
-                </m:r>
-                <m:r>
-                  <m:rPr>
-                    <m:sty m:val="bi"/>
-                  </m:rPr>
-                  <w:rPr>
-                    <w:rFonts w:ascii="Cambria Math" w:hAnsi="Cambria Math"/>
-                  </w:rPr>
-                  <m:t>,</m:t>
-                </m:r>
-                <m:r>
-                  <m:rPr>
-                    <m:sty m:val="bi"/>
-                  </m:rPr>
-                  <w:rPr>
-                    <w:rFonts w:ascii="Cambria Math" w:hAnsi="Cambria Math"/>
-                  </w:rPr>
-                  <m:t>y</m:t>
-                </m:r>
-                <m:r>
-                  <m:rPr>
-                    <m:sty m:val="bi"/>
-                  </m:rPr>
-                  <w:rPr>
-                    <w:rFonts w:ascii="Cambria Math" w:hAnsi="Cambria Math"/>
-                  </w:rPr>
-                  <m:t>,</m:t>
-                </m:r>
-                <m:r>
-                  <m:rPr>
-                    <m:sty m:val="bi"/>
-                  </m:rPr>
-                  <w:rPr>
-                    <w:rFonts w:ascii="Cambria Math" w:hAnsi="Cambria Math"/>
-                  </w:rPr>
-                  <m:t>t</m:t>
-                </m:r>
-                <m:r>
-                  <m:rPr>
-                    <m:sty m:val="bi"/>
-                  </m:rPr>
-                  <w:rPr>
-                    <w:rFonts w:ascii="Cambria Math" w:hAnsi="Cambria Math"/>
-                  </w:rPr>
-                  <m:t>)</m:t>
+                  <m:t>(x,y,t)</m:t>
                 </m:r>
               </m:oMath>
             </m:oMathPara>
@@ -12607,25 +13549,7 @@
                   <w:rPr>
                     <w:rFonts w:ascii="Cambria Math" w:hAnsi="Cambria Math"/>
                   </w:rPr>
-                  <m:t>(</m:t>
-                </m:r>
-                <m:r>
-                  <m:rPr>
-                    <m:sty m:val="bi"/>
-                  </m:rPr>
-                  <w:rPr>
-                    <w:rFonts w:ascii="Cambria Math" w:hAnsi="Cambria Math"/>
-                  </w:rPr>
-                  <m:t>t</m:t>
-                </m:r>
-                <m:r>
-                  <m:rPr>
-                    <m:sty m:val="bi"/>
-                  </m:rPr>
-                  <w:rPr>
-                    <w:rFonts w:ascii="Cambria Math" w:hAnsi="Cambria Math"/>
-                  </w:rPr>
-                  <m:t>)</m:t>
+                  <m:t>(t)</m:t>
                 </m:r>
               </m:oMath>
             </m:oMathPara>
@@ -12679,7 +13603,6 @@
         <w:pStyle w:val="ParText"/>
       </w:pPr>
       <w:r>
-        <w:lastRenderedPageBreak/>
         <w:t>From a Decision Support System (DSS) perspective, the meteorological data layer is particularly suitable because it enables short-horizon predictive modeling under discrete time steps (</w:t>
       </w:r>
       <m:oMath>
@@ -12717,18 +13640,22 @@
         </m:sSub>
       </m:oMath>
       <w:r>
-        <w:t>), supports what-if scenario analysis, and allows rapid recalibration of fire behavior in response to updated field observations. By explicitly modeling weather variables as spatio-temporal inputs, the simulator can dynamically adapt to changing environmental conditions, thereby providing operationally relevant and actionable forecasts for intervention planning and resource allocation.</w:t>
+        <w:t xml:space="preserve">), supports what-if scenario analysis, and allows rapid recalibration of fire behavior in response to updated field observations. By explicitly modeling weather variables as spatio-temporal inputs, the simulator can dynamically </w:t>
+      </w:r>
+      <w:r>
+        <w:lastRenderedPageBreak/>
+        <w:t>adapt to changing environmental conditions, thereby providing operationally relevant and actionable forecasts for intervention planning and resource allocation.</w:t>
       </w:r>
     </w:p>
     <w:p>
       <w:pPr>
         <w:pStyle w:val="Heading3"/>
       </w:pPr>
-      <w:bookmarkStart w:id="26" w:name="_Toc222063324"/>
+      <w:bookmarkStart w:id="25" w:name="_Toc222086807"/>
       <w:r>
         <w:t>Topography (Terrain) Data Layer</w:t>
       </w:r>
-      <w:bookmarkEnd w:id="26"/>
+      <w:bookmarkEnd w:id="25"/>
     </w:p>
     <w:p>
       <w:pPr>
@@ -12741,19 +13668,7 @@
         <w:rPr>
           <w:lang w:eastAsia="tr-TR"/>
         </w:rPr>
-        <w:t>The Topography Data Layer represents the static spatial characteristics of the terrain over which wildfire propagation occurs. Unlike meteorological variables, which evolve over time, topographic variables remain constant throughout the simulation but act as deterministic spatial modifiers of fire behavior.</w:t>
-      </w:r>
-      <w:r>
-        <w:rPr>
-          <w:lang w:eastAsia="tr-TR"/>
-        </w:rPr>
-        <w:t xml:space="preserve"> </w:t>
-      </w:r>
-      <w:r>
-        <w:rPr>
-          <w:lang w:eastAsia="tr-TR"/>
-        </w:rPr>
-        <w:t>In a grid-based simulation framework, terrain properties influence rate of spread, directional bias, wind modulation, responder accessibility, and local acceleration effects.</w:t>
+        <w:t>The Topography Data Layer represents the static spatial characteristics of the terrain over which wildfire propagation occurs. Unlike meteorological variables, which evolve over time, topographic variables remain constant throughout the simulation but act as deterministic spatial modifiers of fire behavior. In a grid-based simulation framework, terrain properties influence rate of spread, directional bias, wind modulation, responder accessibility, and local acceleration effects.</w:t>
       </w:r>
       <w:r>
         <w:rPr>
@@ -12840,8 +13755,8 @@
         <w:pStyle w:val="Caption"/>
         <w:keepNext/>
       </w:pPr>
-      <w:bookmarkStart w:id="27" w:name="_Ref222060437"/>
-      <w:bookmarkStart w:id="28" w:name="_Toc222063333"/>
+      <w:bookmarkStart w:id="26" w:name="_Ref222060437"/>
+      <w:bookmarkStart w:id="27" w:name="_Toc222086819"/>
       <w:r>
         <w:t xml:space="preserve">Table </w:t>
       </w:r>
@@ -12884,17 +13799,11 @@
       <w:r>
         <w:fldChar w:fldCharType="end"/>
       </w:r>
+      <w:bookmarkEnd w:id="26"/>
+      <w:r>
+        <w:t xml:space="preserve"> Geometry (topography) data layer parameter table</w:t>
+      </w:r>
       <w:bookmarkEnd w:id="27"/>
-      <w:r>
-        <w:t xml:space="preserve"> </w:t>
-      </w:r>
-      <w:r>
-        <w:t>Geometry (topography)</w:t>
-      </w:r>
-      <w:r>
-        <w:t xml:space="preserve"> data layer parameter table</w:t>
-      </w:r>
-      <w:bookmarkEnd w:id="28"/>
     </w:p>
     <w:tbl>
       <w:tblPr>
@@ -13168,7 +14077,6 @@
               </w:rPr>
             </w:pPr>
             <w:r>
-              <w:lastRenderedPageBreak/>
               <w:t xml:space="preserve">Aspect </w:t>
             </w:r>
           </w:p>
@@ -13360,11 +14268,12 @@
       <w:pPr>
         <w:pStyle w:val="Heading3"/>
       </w:pPr>
-      <w:bookmarkStart w:id="29" w:name="_Toc222063325"/>
-      <w:r>
+      <w:bookmarkStart w:id="28" w:name="_Toc222086808"/>
+      <w:r>
+        <w:lastRenderedPageBreak/>
         <w:t>Fuel Data Layer</w:t>
       </w:r>
-      <w:bookmarkEnd w:id="29"/>
+      <w:bookmarkEnd w:id="28"/>
     </w:p>
     <w:p>
       <w:pPr>
@@ -13377,19 +14286,7 @@
         <w:rPr>
           <w:lang w:eastAsia="tr-TR"/>
         </w:rPr>
-        <w:t>The Fuel Data Layer represents the combustible material available within each grid cell. These parameters determine ignition probability, fire intensity, burn duration, and the potential transition from surface fire to crown fire.</w:t>
-      </w:r>
-      <w:r>
-        <w:rPr>
-          <w:lang w:eastAsia="tr-TR"/>
-        </w:rPr>
-        <w:t xml:space="preserve"> </w:t>
-      </w:r>
-      <w:r>
-        <w:rPr>
-          <w:lang w:eastAsia="tr-TR"/>
-        </w:rPr>
-        <w:t>Unlike topographic variables, fuel properties may evolve over time due to combustion and intervention actions. Fuel load decreases as burning progresses, and fuel moisture varies according to meteorological conditions.</w:t>
+        <w:t>The Fuel Data Layer represents the combustible material available within each grid cell. These parameters determine ignition probability, fire intensity, burn duration, and the potential transition from surface fire to crown fire. Unlike topographic variables, fuel properties may evolve over time due to combustion and intervention actions. Fuel load decreases as burning progresses, and fuel moisture varies according to meteorological conditions.</w:t>
       </w:r>
     </w:p>
     <w:p>
@@ -13421,31 +14318,7 @@
         <w:rPr>
           <w:lang w:eastAsia="tr-TR"/>
         </w:rPr>
-        <w:t xml:space="preserve"> </w:t>
-      </w:r>
-      <w:r>
-        <w:rPr>
-          <w:lang w:eastAsia="tr-TR"/>
-        </w:rPr>
-        <w:t xml:space="preserve">The </w:t>
-      </w:r>
-      <w:r>
-        <w:rPr>
-          <w:lang w:eastAsia="tr-TR"/>
-        </w:rPr>
-        <w:t>fuel</w:t>
-      </w:r>
-      <w:r>
-        <w:rPr>
-          <w:lang w:eastAsia="tr-TR"/>
-        </w:rPr>
-        <w:t xml:space="preserve"> parameters are listed in</w:t>
-      </w:r>
-      <w:r>
-        <w:rPr>
-          <w:lang w:eastAsia="tr-TR"/>
-        </w:rPr>
-        <w:t xml:space="preserve"> </w:t>
+        <w:t xml:space="preserve"> The fuel parameters are listed in </w:t>
       </w:r>
       <w:r>
         <w:rPr>
@@ -13506,8 +14379,8 @@
         <w:pStyle w:val="Caption"/>
         <w:keepNext/>
       </w:pPr>
-      <w:bookmarkStart w:id="30" w:name="_Ref222061101"/>
-      <w:bookmarkStart w:id="31" w:name="_Toc222063334"/>
+      <w:bookmarkStart w:id="29" w:name="_Ref222061101"/>
+      <w:bookmarkStart w:id="30" w:name="_Toc222086820"/>
       <w:r>
         <w:t xml:space="preserve">Table </w:t>
       </w:r>
@@ -13550,17 +14423,11 @@
       <w:r>
         <w:fldChar w:fldCharType="end"/>
       </w:r>
+      <w:bookmarkEnd w:id="29"/>
+      <w:r>
+        <w:t xml:space="preserve"> Fuel data layer parameter table</w:t>
+      </w:r>
       <w:bookmarkEnd w:id="30"/>
-      <w:r>
-        <w:t xml:space="preserve"> </w:t>
-      </w:r>
-      <w:r>
-        <w:t>Fuel</w:t>
-      </w:r>
-      <w:r>
-        <w:t xml:space="preserve"> data layer parameter table</w:t>
-      </w:r>
-      <w:bookmarkEnd w:id="31"/>
     </w:p>
     <w:tbl>
       <w:tblPr>
@@ -13836,7 +14703,6 @@
               </w:rPr>
             </w:pPr>
             <w:r>
-              <w:lastRenderedPageBreak/>
               <w:t>Fuel Moisture</w:t>
             </w:r>
           </w:p>
@@ -14031,6 +14897,7 @@
               </w:rPr>
             </w:pPr>
             <w:r>
+              <w:lastRenderedPageBreak/>
               <w:t>Fuel Reduction Factor</w:t>
             </w:r>
           </w:p>
@@ -14115,35 +14982,40 @@
     </w:tbl>
     <w:p>
       <w:pPr>
-        <w:pStyle w:val="Heading3"/>
-      </w:pPr>
-      <w:bookmarkStart w:id="32" w:name="_Toc222063326"/>
-      <w:r>
-        <w:t>Value</w:t>
-      </w:r>
-      <w:r>
-        <w:t xml:space="preserve"> Data Layer</w:t>
-      </w:r>
-      <w:bookmarkEnd w:id="32"/>
+        <w:pStyle w:val="Heading2"/>
+      </w:pPr>
+      <w:bookmarkStart w:id="31" w:name="_Toc222086809"/>
     </w:p>
     <w:p>
       <w:pPr>
-        <w:pStyle w:val="ParText"/>
-        <w:rPr>
-          <w:lang w:eastAsia="tr-TR"/>
-        </w:rPr>
-      </w:pPr>
-      <w:r>
-        <w:rPr>
-          <w:lang w:eastAsia="tr-TR"/>
-        </w:rPr>
-        <w:t>The Values-at-Risk Data Layer represents exposed assets, infrastructure, and socio-economic elements that may be affected by wildfire propagation. Unlike meteorological, topographic, or fuel layers that primarily describe fire behavior, this layer defines the potential consequences of fire spread.</w:t>
-      </w:r>
+        <w:pStyle w:val="Heading3"/>
+      </w:pPr>
+      <w:r>
+        <w:t>Value</w:t>
+      </w:r>
+      <w:r>
+        <w:t xml:space="preserve"> Data Layer</w:t>
+      </w:r>
+      <w:bookmarkEnd w:id="31"/>
     </w:p>
     <w:p>
       <w:pPr>
         <w:pStyle w:val="ParText"/>
         <w:rPr>
+          <w:lang w:eastAsia="tr-TR"/>
+        </w:rPr>
+      </w:pPr>
+      <w:r>
+        <w:rPr>
+          <w:lang w:eastAsia="tr-TR"/>
+        </w:rPr>
+        <w:t>The Values-at-Risk Data Layer represents exposed assets, infrastructure, and socio-economic elements that may be affected by wildfire propagation. Unlike meteorological, topographic, or fuel layers that primarily describe fire behavior, this layer defines the potential consequences of fire spread.</w:t>
+      </w:r>
+    </w:p>
+    <w:p>
+      <w:pPr>
+        <w:pStyle w:val="ParText"/>
+        <w:rPr>
           <w:iCs/>
           <w:lang w:eastAsia="tr-TR"/>
         </w:rPr>
@@ -14158,78 +15030,66 @@
         <w:rPr>
           <w:lang w:eastAsia="tr-TR"/>
         </w:rPr>
+        <w:t xml:space="preserve"> The value data layer parameters are listed in</w:t>
+      </w:r>
+      <w:r>
+        <w:rPr>
+          <w:lang w:eastAsia="tr-TR"/>
+        </w:rPr>
         <w:t xml:space="preserve"> </w:t>
       </w:r>
       <w:r>
         <w:rPr>
           <w:lang w:eastAsia="tr-TR"/>
         </w:rPr>
-        <w:t>The value data layer parameters are listed in</w:t>
+        <w:fldChar w:fldCharType="begin"/>
       </w:r>
       <w:r>
         <w:rPr>
           <w:lang w:eastAsia="tr-TR"/>
         </w:rPr>
-        <w:t xml:space="preserve"> </w:t>
+        <w:instrText xml:space="preserve"> REF _Ref222063336 \h </w:instrText>
       </w:r>
       <w:r>
         <w:rPr>
           <w:lang w:eastAsia="tr-TR"/>
         </w:rPr>
-        <w:fldChar w:fldCharType="begin"/>
       </w:r>
       <w:r>
         <w:rPr>
           <w:lang w:eastAsia="tr-TR"/>
         </w:rPr>
-        <w:instrText xml:space="preserve"> REF _Ref222063336 \h </w:instrText>
+        <w:fldChar w:fldCharType="separate"/>
+      </w:r>
+      <w:r>
+        <w:t xml:space="preserve">Table </w:t>
+      </w:r>
+      <w:r>
+        <w:rPr>
+          <w:noProof/>
+        </w:rPr>
+        <w:t>2</w:t>
+      </w:r>
+      <w:r>
+        <w:t>.</w:t>
+      </w:r>
+      <w:r>
+        <w:rPr>
+          <w:noProof/>
+        </w:rPr>
+        <w:t>4</w:t>
       </w:r>
       <w:r>
         <w:rPr>
           <w:lang w:eastAsia="tr-TR"/>
         </w:rPr>
+        <w:fldChar w:fldCharType="end"/>
       </w:r>
       <w:r>
         <w:rPr>
           <w:lang w:eastAsia="tr-TR"/>
         </w:rPr>
-        <w:fldChar w:fldCharType="separate"/>
-      </w:r>
-      <w:r>
-        <w:t xml:space="preserve">Table </w:t>
-      </w:r>
-      <w:r>
-        <w:rPr>
-          <w:noProof/>
-        </w:rPr>
-        <w:t>2</w:t>
-      </w:r>
-      <w:r>
-        <w:t>.</w:t>
-      </w:r>
-      <w:r>
-        <w:rPr>
-          <w:noProof/>
-        </w:rPr>
-        <w:t>4</w:t>
-      </w:r>
-      <w:r>
-        <w:rPr>
-          <w:lang w:eastAsia="tr-TR"/>
-        </w:rPr>
-        <w:fldChar w:fldCharType="end"/>
-      </w:r>
-      <w:r>
-        <w:rPr>
-          <w:lang w:eastAsia="tr-TR"/>
-        </w:rPr>
-        <w:t>.</w:t>
-      </w:r>
-      <w:r>
-        <w:rPr>
-          <w:lang w:eastAsia="tr-TR"/>
-        </w:rPr>
-        <w:t xml:space="preserve"> </w:t>
+        <w:t xml:space="preserve">. </w:t>
       </w:r>
       <w:r>
         <w:rPr>
@@ -14255,8 +15115,8 @@
         <w:pStyle w:val="Caption"/>
         <w:keepNext/>
       </w:pPr>
-      <w:bookmarkStart w:id="33" w:name="_Toc222063335"/>
-      <w:bookmarkStart w:id="34" w:name="_Ref222063336"/>
+      <w:bookmarkStart w:id="32" w:name="_Ref222063336"/>
+      <w:bookmarkStart w:id="33" w:name="_Toc222086821"/>
       <w:r>
         <w:t xml:space="preserve">Table </w:t>
       </w:r>
@@ -14299,7 +15159,7 @@
       <w:r>
         <w:fldChar w:fldCharType="end"/>
       </w:r>
-      <w:bookmarkEnd w:id="34"/>
+      <w:bookmarkEnd w:id="32"/>
       <w:r>
         <w:t xml:space="preserve"> </w:t>
       </w:r>
@@ -14486,7 +15346,6 @@
               </w:rPr>
             </w:pPr>
             <w:r>
-              <w:lastRenderedPageBreak/>
               <w:t xml:space="preserve">Critical Facility Index </w:t>
             </w:r>
           </w:p>
@@ -14584,6 +15443,7 @@
               </w:rPr>
             </w:pPr>
             <w:r>
+              <w:lastRenderedPageBreak/>
               <w:t>Population Density</w:t>
             </w:r>
           </w:p>
@@ -14870,9 +15730,659 @@
     </w:tbl>
     <w:p>
       <w:pPr>
+        <w:pStyle w:val="Heading3"/>
+      </w:pPr>
+      <w:bookmarkStart w:id="34" w:name="_Toc222086810"/>
+      <w:r>
+        <w:t>Resource</w:t>
+      </w:r>
+      <w:r>
+        <w:t xml:space="preserve"> Data Layer</w:t>
+      </w:r>
+      <w:bookmarkEnd w:id="34"/>
+    </w:p>
+    <w:p>
+      <w:pPr>
         <w:pStyle w:val="ParText"/>
-      </w:pPr>
+        <w:rPr>
+          <w:lang w:eastAsia="tr-TR"/>
+        </w:rPr>
+      </w:pPr>
+      <w:r>
+        <w:rPr>
+          <w:lang w:eastAsia="tr-TR"/>
+        </w:rPr>
+        <w:t xml:space="preserve">The Resource and Responder Data Layer </w:t>
+      </w:r>
+      <w:r>
+        <w:rPr>
+          <w:lang w:eastAsia="tr-TR"/>
+        </w:rPr>
+        <w:t>represent</w:t>
+      </w:r>
+      <w:r>
+        <w:rPr>
+          <w:lang w:eastAsia="tr-TR"/>
+        </w:rPr>
+        <w:t xml:space="preserve"> the operational capabilities available for wildfire intervention. While the fire behavior model estimates how </w:t>
+      </w:r>
+      <w:r>
+        <w:rPr>
+          <w:lang w:eastAsia="tr-TR"/>
+        </w:rPr>
+        <w:t>fire</w:t>
+      </w:r>
+      <w:r>
+        <w:rPr>
+          <w:lang w:eastAsia="tr-TR"/>
+        </w:rPr>
+        <w:t xml:space="preserve"> evolves under environmental conditions, this layer defines the constraints and effectiveness of suppression actions.</w:t>
+      </w:r>
+      <w:r>
+        <w:rPr>
+          <w:lang w:eastAsia="tr-TR"/>
+        </w:rPr>
+        <w:t xml:space="preserve"> </w:t>
+      </w:r>
+      <w:r>
+        <w:rPr>
+          <w:lang w:eastAsia="tr-TR"/>
+        </w:rPr>
+        <w:t>In a Decision Support System context, resources are not passive elements; they actively modify the state of the simulation through intervention. Therefore, this layer enables feasibility analysis, dispatch prioritization, and action-aware scenario evaluation.</w:t>
+      </w:r>
+      <w:r>
+        <w:rPr>
+          <w:lang w:eastAsia="tr-TR"/>
+        </w:rPr>
+        <w:t xml:space="preserve"> </w:t>
+      </w:r>
+      <w:r>
+        <w:rPr>
+          <w:lang w:eastAsia="tr-TR"/>
+        </w:rPr>
+        <w:t>Unlike topographic variables, resource parameters are generally spatio-temporal and may change during simulation due to movement, deployment, or depletion.</w:t>
+      </w:r>
+      <w:r>
+        <w:rPr>
+          <w:lang w:eastAsia="tr-TR"/>
+        </w:rPr>
+        <w:t xml:space="preserve"> </w:t>
+      </w:r>
+      <w:r>
+        <w:rPr>
+          <w:lang w:eastAsia="tr-TR"/>
+        </w:rPr>
+        <w:t>The value data layer parameters are listed in</w:t>
+      </w:r>
+      <w:r>
+        <w:rPr>
+          <w:lang w:eastAsia="tr-TR"/>
+        </w:rPr>
+        <w:t xml:space="preserve"> </w:t>
+      </w:r>
+      <w:r>
+        <w:rPr>
+          <w:lang w:eastAsia="tr-TR"/>
+        </w:rPr>
+        <w:fldChar w:fldCharType="begin"/>
+      </w:r>
+      <w:r>
+        <w:rPr>
+          <w:lang w:eastAsia="tr-TR"/>
+        </w:rPr>
+        <w:instrText xml:space="preserve"> REF _Ref222086787 \h </w:instrText>
+      </w:r>
+      <w:r>
+        <w:rPr>
+          <w:lang w:eastAsia="tr-TR"/>
+        </w:rPr>
+      </w:r>
+      <w:r>
+        <w:rPr>
+          <w:lang w:eastAsia="tr-TR"/>
+        </w:rPr>
+        <w:fldChar w:fldCharType="separate"/>
+      </w:r>
+      <w:r>
+        <w:t xml:space="preserve">Table </w:t>
+      </w:r>
+      <w:r>
+        <w:rPr>
+          <w:noProof/>
+        </w:rPr>
+        <w:t>2</w:t>
+      </w:r>
+      <w:r>
+        <w:t>.</w:t>
+      </w:r>
+      <w:r>
+        <w:rPr>
+          <w:noProof/>
+        </w:rPr>
+        <w:t>5</w:t>
+      </w:r>
+      <w:r>
+        <w:rPr>
+          <w:lang w:eastAsia="tr-TR"/>
+        </w:rPr>
+        <w:fldChar w:fldCharType="end"/>
+      </w:r>
+      <w:r>
+        <w:rPr>
+          <w:lang w:eastAsia="tr-TR"/>
+        </w:rPr>
+        <w:t>.</w:t>
+      </w:r>
     </w:p>
+    <w:p>
+      <w:pPr>
+        <w:pStyle w:val="Caption"/>
+        <w:keepNext/>
+      </w:pPr>
+      <w:bookmarkStart w:id="35" w:name="_Ref222086787"/>
+      <w:bookmarkStart w:id="36" w:name="_Toc222086822"/>
+      <w:r>
+        <w:t xml:space="preserve">Table </w:t>
+      </w:r>
+      <w:r>
+        <w:fldChar w:fldCharType="begin"/>
+      </w:r>
+      <w:r>
+        <w:instrText xml:space="preserve"> STYLEREF 1 \s </w:instrText>
+      </w:r>
+      <w:r>
+        <w:fldChar w:fldCharType="separate"/>
+      </w:r>
+      <w:r>
+        <w:rPr>
+          <w:noProof/>
+        </w:rPr>
+        <w:t>2</w:t>
+      </w:r>
+      <w:r>
+        <w:fldChar w:fldCharType="end"/>
+      </w:r>
+      <w:r>
+        <w:t>.</w:t>
+      </w:r>
+      <w:r>
+        <w:fldChar w:fldCharType="begin"/>
+      </w:r>
+      <w:r>
+        <w:instrText xml:space="preserve"> SEQ Table \* ARABIC \s 1 </w:instrText>
+      </w:r>
+      <w:r>
+        <w:fldChar w:fldCharType="separate"/>
+      </w:r>
+      <w:r>
+        <w:rPr>
+          <w:noProof/>
+        </w:rPr>
+        <w:t>5</w:t>
+      </w:r>
+      <w:r>
+        <w:fldChar w:fldCharType="end"/>
+      </w:r>
+      <w:bookmarkEnd w:id="35"/>
+      <w:r>
+        <w:t xml:space="preserve"> Value data layer parameter table</w:t>
+      </w:r>
+      <w:bookmarkEnd w:id="36"/>
+    </w:p>
+    <w:tbl>
+      <w:tblPr>
+        <w:tblStyle w:val="GridTable1Light"/>
+        <w:tblW w:w="0" w:type="auto"/>
+        <w:tblLook w:val="04A0" w:firstRow="1" w:lastRow="0" w:firstColumn="1" w:lastColumn="0" w:noHBand="0" w:noVBand="1"/>
+      </w:tblPr>
+      <w:tblGrid>
+        <w:gridCol w:w="2120"/>
+        <w:gridCol w:w="1149"/>
+        <w:gridCol w:w="4768"/>
+      </w:tblGrid>
+      <w:tr>
+        <w:trPr>
+          <w:cnfStyle w:val="100000000000" w:firstRow="1" w:lastRow="0" w:firstColumn="0" w:lastColumn="0" w:oddVBand="0" w:evenVBand="0" w:oddHBand="0" w:evenHBand="0" w:firstRowFirstColumn="0" w:firstRowLastColumn="0" w:lastRowFirstColumn="0" w:lastRowLastColumn="0"/>
+          <w:tblHeader/>
+        </w:trPr>
+        <w:tc>
+          <w:tcPr>
+            <w:cnfStyle w:val="001000000000" w:firstRow="0" w:lastRow="0" w:firstColumn="1" w:lastColumn="0" w:oddVBand="0" w:evenVBand="0" w:oddHBand="0" w:evenHBand="0" w:firstRowFirstColumn="0" w:firstRowLastColumn="0" w:lastRowFirstColumn="0" w:lastRowLastColumn="0"/>
+            <w:tcW w:w="2120" w:type="dxa"/>
+            <w:hideMark/>
+          </w:tcPr>
+          <w:p>
+            <w:pPr>
+              <w:pStyle w:val="TableText"/>
+            </w:pPr>
+            <w:r>
+              <w:t xml:space="preserve">Parameter </w:t>
+            </w:r>
+          </w:p>
+        </w:tc>
+        <w:tc>
+          <w:tcPr>
+            <w:tcW w:w="1149" w:type="dxa"/>
+            <w:hideMark/>
+          </w:tcPr>
+          <w:p>
+            <w:pPr>
+              <w:pStyle w:val="TableText"/>
+              <w:cnfStyle w:val="100000000000" w:firstRow="1" w:lastRow="0" w:firstColumn="0" w:lastColumn="0" w:oddVBand="0" w:evenVBand="0" w:oddHBand="0" w:evenHBand="0" w:firstRowFirstColumn="0" w:firstRowLastColumn="0" w:lastRowFirstColumn="0" w:lastRowLastColumn="0"/>
+            </w:pPr>
+            <w:r>
+              <w:t>Type</w:t>
+            </w:r>
+          </w:p>
+        </w:tc>
+        <w:tc>
+          <w:tcPr>
+            <w:tcW w:w="4768" w:type="dxa"/>
+            <w:hideMark/>
+          </w:tcPr>
+          <w:p>
+            <w:pPr>
+              <w:pStyle w:val="TableText"/>
+              <w:cnfStyle w:val="100000000000" w:firstRow="1" w:lastRow="0" w:firstColumn="0" w:lastColumn="0" w:oddVBand="0" w:evenVBand="0" w:oddHBand="0" w:evenHBand="0" w:firstRowFirstColumn="0" w:firstRowLastColumn="0" w:lastRowFirstColumn="0" w:lastRowLastColumn="0"/>
+            </w:pPr>
+            <w:r>
+              <w:t>Purpose in Simulation</w:t>
+            </w:r>
+          </w:p>
+        </w:tc>
+      </w:tr>
+      <w:tr>
+        <w:tc>
+          <w:tcPr>
+            <w:cnfStyle w:val="001000000000" w:firstRow="0" w:lastRow="0" w:firstColumn="1" w:lastColumn="0" w:oddVBand="0" w:evenVBand="0" w:oddHBand="0" w:evenHBand="0" w:firstRowFirstColumn="0" w:firstRowLastColumn="0" w:lastRowFirstColumn="0" w:lastRowLastColumn="0"/>
+            <w:tcW w:w="2120" w:type="dxa"/>
+            <w:vAlign w:val="center"/>
+          </w:tcPr>
+          <w:p>
+            <w:pPr>
+              <w:pStyle w:val="TableText"/>
+              <w:rPr>
+                <w:b w:val="0"/>
+                <w:bCs w:val="0"/>
+              </w:rPr>
+            </w:pPr>
+            <w:r>
+              <w:t xml:space="preserve">Suppression Capacity </w:t>
+            </w:r>
+          </w:p>
+          <w:p>
+            <w:pPr>
+              <w:pStyle w:val="TableText"/>
+            </w:pPr>
+            <m:oMathPara>
+              <m:oMath>
+                <m:sSub>
+                  <m:sSubPr>
+                    <m:ctrlPr>
+                      <w:rPr>
+                        <w:rFonts w:ascii="Cambria Math" w:hAnsi="Cambria Math"/>
+                      </w:rPr>
+                    </m:ctrlPr>
+                  </m:sSubPr>
+                  <m:e>
+                    <m:r>
+                      <m:rPr>
+                        <m:sty m:val="bi"/>
+                      </m:rPr>
+                      <w:rPr>
+                        <w:rFonts w:ascii="Cambria Math" w:hAnsi="Cambria Math"/>
+                      </w:rPr>
+                      <m:t>R</m:t>
+                    </m:r>
+                  </m:e>
+                  <m:sub>
+                    <m:r>
+                      <m:rPr>
+                        <m:nor/>
+                      </m:rPr>
+                      <m:t>cap</m:t>
+                    </m:r>
+                  </m:sub>
+                </m:sSub>
+                <m:r>
+                  <m:rPr>
+                    <m:sty m:val="bi"/>
+                  </m:rPr>
+                  <w:rPr>
+                    <w:rFonts w:ascii="Cambria Math" w:hAnsi="Cambria Math"/>
+                  </w:rPr>
+                  <m:t>(t)</m:t>
+                </m:r>
+              </m:oMath>
+            </m:oMathPara>
+          </w:p>
+        </w:tc>
+        <w:tc>
+          <w:tcPr>
+            <w:tcW w:w="1149" w:type="dxa"/>
+            <w:vAlign w:val="center"/>
+          </w:tcPr>
+          <w:p>
+            <w:pPr>
+              <w:pStyle w:val="TableText"/>
+              <w:cnfStyle w:val="000000000000" w:firstRow="0" w:lastRow="0" w:firstColumn="0" w:lastColumn="0" w:oddVBand="0" w:evenVBand="0" w:oddHBand="0" w:evenHBand="0" w:firstRowFirstColumn="0" w:firstRowLastColumn="0" w:lastRowFirstColumn="0" w:lastRowLastColumn="0"/>
+            </w:pPr>
+            <w:r>
+              <w:t>Temporal</w:t>
+            </w:r>
+          </w:p>
+        </w:tc>
+        <w:tc>
+          <w:tcPr>
+            <w:tcW w:w="4768" w:type="dxa"/>
+            <w:vAlign w:val="center"/>
+          </w:tcPr>
+          <w:p>
+            <w:pPr>
+              <w:pStyle w:val="TableText"/>
+              <w:cnfStyle w:val="000000000000" w:firstRow="0" w:lastRow="0" w:firstColumn="0" w:lastColumn="0" w:oddVBand="0" w:evenVBand="0" w:oddHBand="0" w:evenHBand="0" w:firstRowFirstColumn="0" w:firstRowLastColumn="0" w:lastRowFirstColumn="0" w:lastRowLastColumn="0"/>
+            </w:pPr>
+            <w:r>
+              <w:t>Represents available suppression capability such as water volume or manpower.</w:t>
+            </w:r>
+          </w:p>
+        </w:tc>
+      </w:tr>
+      <w:tr>
+        <w:tc>
+          <w:tcPr>
+            <w:cnfStyle w:val="001000000000" w:firstRow="0" w:lastRow="0" w:firstColumn="1" w:lastColumn="0" w:oddVBand="0" w:evenVBand="0" w:oddHBand="0" w:evenHBand="0" w:firstRowFirstColumn="0" w:firstRowLastColumn="0" w:lastRowFirstColumn="0" w:lastRowLastColumn="0"/>
+            <w:tcW w:w="2120" w:type="dxa"/>
+            <w:vAlign w:val="center"/>
+          </w:tcPr>
+          <w:p>
+            <w:pPr>
+              <w:pStyle w:val="TableText"/>
+              <w:rPr>
+                <w:b w:val="0"/>
+                <w:bCs w:val="0"/>
+              </w:rPr>
+            </w:pPr>
+            <w:r>
+              <w:lastRenderedPageBreak/>
+              <w:t xml:space="preserve">Travel Time </w:t>
+            </w:r>
+          </w:p>
+          <w:p>
+            <w:pPr>
+              <w:pStyle w:val="TableText"/>
+            </w:pPr>
+            <m:oMathPara>
+              <m:oMath>
+                <m:sSub>
+                  <m:sSubPr>
+                    <m:ctrlPr>
+                      <w:rPr>
+                        <w:rFonts w:ascii="Cambria Math" w:hAnsi="Cambria Math"/>
+                      </w:rPr>
+                    </m:ctrlPr>
+                  </m:sSubPr>
+                  <m:e>
+                    <m:r>
+                      <m:rPr>
+                        <m:sty m:val="bi"/>
+                      </m:rPr>
+                      <w:rPr>
+                        <w:rFonts w:ascii="Cambria Math" w:hAnsi="Cambria Math"/>
+                      </w:rPr>
+                      <m:t>R</m:t>
+                    </m:r>
+                  </m:e>
+                  <m:sub>
+                    <m:r>
+                      <m:rPr>
+                        <m:nor/>
+                      </m:rPr>
+                      <m:t>time</m:t>
+                    </m:r>
+                  </m:sub>
+                </m:sSub>
+                <m:r>
+                  <m:rPr>
+                    <m:sty m:val="bi"/>
+                  </m:rPr>
+                  <w:rPr>
+                    <w:rFonts w:ascii="Cambria Math" w:hAnsi="Cambria Math"/>
+                  </w:rPr>
+                  <m:t>(x,y,t)</m:t>
+                </m:r>
+              </m:oMath>
+            </m:oMathPara>
+          </w:p>
+        </w:tc>
+        <w:tc>
+          <w:tcPr>
+            <w:tcW w:w="1149" w:type="dxa"/>
+            <w:vAlign w:val="center"/>
+          </w:tcPr>
+          <w:p>
+            <w:pPr>
+              <w:pStyle w:val="TableText"/>
+              <w:cnfStyle w:val="000000000000" w:firstRow="0" w:lastRow="0" w:firstColumn="0" w:lastColumn="0" w:oddVBand="0" w:evenVBand="0" w:oddHBand="0" w:evenHBand="0" w:firstRowFirstColumn="0" w:firstRowLastColumn="0" w:lastRowFirstColumn="0" w:lastRowLastColumn="0"/>
+            </w:pPr>
+            <w:r>
+              <w:t>Spatio-temporal</w:t>
+            </w:r>
+          </w:p>
+        </w:tc>
+        <w:tc>
+          <w:tcPr>
+            <w:tcW w:w="4768" w:type="dxa"/>
+            <w:vAlign w:val="center"/>
+          </w:tcPr>
+          <w:p>
+            <w:pPr>
+              <w:pStyle w:val="TableText"/>
+              <w:cnfStyle w:val="000000000000" w:firstRow="0" w:lastRow="0" w:firstColumn="0" w:lastColumn="0" w:oddVBand="0" w:evenVBand="0" w:oddHBand="0" w:evenHBand="0" w:firstRowFirstColumn="0" w:firstRowLastColumn="0" w:lastRowFirstColumn="0" w:lastRowLastColumn="0"/>
+            </w:pPr>
+            <w:r>
+              <w:t>Represents estimated time required to reach a grid cell from current position.</w:t>
+            </w:r>
+          </w:p>
+        </w:tc>
+      </w:tr>
+      <w:tr>
+        <w:tc>
+          <w:tcPr>
+            <w:cnfStyle w:val="001000000000" w:firstRow="0" w:lastRow="0" w:firstColumn="1" w:lastColumn="0" w:oddVBand="0" w:evenVBand="0" w:oddHBand="0" w:evenHBand="0" w:firstRowFirstColumn="0" w:firstRowLastColumn="0" w:lastRowFirstColumn="0" w:lastRowLastColumn="0"/>
+            <w:tcW w:w="2120" w:type="dxa"/>
+            <w:vAlign w:val="center"/>
+          </w:tcPr>
+          <w:p>
+            <w:pPr>
+              <w:pStyle w:val="TableText"/>
+              <w:rPr>
+                <w:b w:val="0"/>
+                <w:bCs w:val="0"/>
+              </w:rPr>
+            </w:pPr>
+            <w:r>
+              <w:t xml:space="preserve">Suppression Efficiency </w:t>
+            </w:r>
+          </w:p>
+          <w:p>
+            <w:pPr>
+              <w:pStyle w:val="TableText"/>
+            </w:pPr>
+            <m:oMathPara>
+              <m:oMath>
+                <m:sSub>
+                  <m:sSubPr>
+                    <m:ctrlPr>
+                      <w:rPr>
+                        <w:rFonts w:ascii="Cambria Math" w:hAnsi="Cambria Math"/>
+                      </w:rPr>
+                    </m:ctrlPr>
+                  </m:sSubPr>
+                  <m:e>
+                    <m:r>
+                      <m:rPr>
+                        <m:sty m:val="bi"/>
+                      </m:rPr>
+                      <w:rPr>
+                        <w:rFonts w:ascii="Cambria Math" w:hAnsi="Cambria Math"/>
+                      </w:rPr>
+                      <m:t>R</m:t>
+                    </m:r>
+                  </m:e>
+                  <m:sub>
+                    <m:r>
+                      <m:rPr>
+                        <m:nor/>
+                      </m:rPr>
+                      <m:t>eff</m:t>
+                    </m:r>
+                  </m:sub>
+                </m:sSub>
+                <m:r>
+                  <m:rPr>
+                    <m:sty m:val="bi"/>
+                  </m:rPr>
+                  <w:rPr>
+                    <w:rFonts w:ascii="Cambria Math" w:hAnsi="Cambria Math"/>
+                  </w:rPr>
+                  <m:t>(x,y,t)</m:t>
+                </m:r>
+              </m:oMath>
+            </m:oMathPara>
+          </w:p>
+        </w:tc>
+        <w:tc>
+          <w:tcPr>
+            <w:tcW w:w="1149" w:type="dxa"/>
+            <w:vAlign w:val="center"/>
+          </w:tcPr>
+          <w:p>
+            <w:pPr>
+              <w:pStyle w:val="TableText"/>
+              <w:cnfStyle w:val="000000000000" w:firstRow="0" w:lastRow="0" w:firstColumn="0" w:lastColumn="0" w:oddVBand="0" w:evenVBand="0" w:oddHBand="0" w:evenHBand="0" w:firstRowFirstColumn="0" w:firstRowLastColumn="0" w:lastRowFirstColumn="0" w:lastRowLastColumn="0"/>
+            </w:pPr>
+            <w:r>
+              <w:t>Spatio-temporal</w:t>
+            </w:r>
+          </w:p>
+        </w:tc>
+        <w:tc>
+          <w:tcPr>
+            <w:tcW w:w="4768" w:type="dxa"/>
+            <w:vAlign w:val="center"/>
+          </w:tcPr>
+          <w:p>
+            <w:pPr>
+              <w:pStyle w:val="TableText"/>
+              <w:cnfStyle w:val="000000000000" w:firstRow="0" w:lastRow="0" w:firstColumn="0" w:lastColumn="0" w:oddVBand="0" w:evenVBand="0" w:oddHBand="0" w:evenHBand="0" w:firstRowFirstColumn="0" w:firstRowLastColumn="0" w:lastRowFirstColumn="0" w:lastRowLastColumn="0"/>
+            </w:pPr>
+            <w:r>
+              <w:t>Quantifies how effectively a resource reduces fuel load or fire intensity.</w:t>
+            </w:r>
+          </w:p>
+        </w:tc>
+      </w:tr>
+      <w:tr>
+        <w:tc>
+          <w:tcPr>
+            <w:cnfStyle w:val="001000000000" w:firstRow="0" w:lastRow="0" w:firstColumn="1" w:lastColumn="0" w:oddVBand="0" w:evenVBand="0" w:oddHBand="0" w:evenHBand="0" w:firstRowFirstColumn="0" w:firstRowLastColumn="0" w:lastRowFirstColumn="0" w:lastRowLastColumn="0"/>
+            <w:tcW w:w="2120" w:type="dxa"/>
+            <w:vAlign w:val="center"/>
+          </w:tcPr>
+          <w:p>
+            <w:pPr>
+              <w:pStyle w:val="TableText"/>
+              <w:rPr>
+                <w:b w:val="0"/>
+                <w:bCs w:val="0"/>
+              </w:rPr>
+            </w:pPr>
+            <w:r>
+              <w:t xml:space="preserve">Resource Availability </w:t>
+            </w:r>
+          </w:p>
+          <w:p>
+            <w:pPr>
+              <w:pStyle w:val="TableText"/>
+            </w:pPr>
+            <m:oMathPara>
+              <m:oMath>
+                <m:sSub>
+                  <m:sSubPr>
+                    <m:ctrlPr>
+                      <w:rPr>
+                        <w:rFonts w:ascii="Cambria Math" w:hAnsi="Cambria Math"/>
+                      </w:rPr>
+                    </m:ctrlPr>
+                  </m:sSubPr>
+                  <m:e>
+                    <m:r>
+                      <m:rPr>
+                        <m:sty m:val="bi"/>
+                      </m:rPr>
+                      <w:rPr>
+                        <w:rFonts w:ascii="Cambria Math" w:hAnsi="Cambria Math"/>
+                      </w:rPr>
+                      <m:t>R</m:t>
+                    </m:r>
+                  </m:e>
+                  <m:sub>
+                    <m:r>
+                      <m:rPr>
+                        <m:nor/>
+                      </m:rPr>
+                      <m:t>avail</m:t>
+                    </m:r>
+                  </m:sub>
+                </m:sSub>
+                <m:r>
+                  <m:rPr>
+                    <m:sty m:val="bi"/>
+                  </m:rPr>
+                  <w:rPr>
+                    <w:rFonts w:ascii="Cambria Math" w:hAnsi="Cambria Math"/>
+                  </w:rPr>
+                  <m:t>(t)</m:t>
+                </m:r>
+              </m:oMath>
+            </m:oMathPara>
+          </w:p>
+        </w:tc>
+        <w:tc>
+          <w:tcPr>
+            <w:tcW w:w="1149" w:type="dxa"/>
+            <w:vAlign w:val="center"/>
+          </w:tcPr>
+          <w:p>
+            <w:pPr>
+              <w:pStyle w:val="TableText"/>
+              <w:cnfStyle w:val="000000000000" w:firstRow="0" w:lastRow="0" w:firstColumn="0" w:lastColumn="0" w:oddVBand="0" w:evenVBand="0" w:oddHBand="0" w:evenHBand="0" w:firstRowFirstColumn="0" w:firstRowLastColumn="0" w:lastRowFirstColumn="0" w:lastRowLastColumn="0"/>
+            </w:pPr>
+            <w:r>
+              <w:t>Temporal</w:t>
+            </w:r>
+          </w:p>
+        </w:tc>
+        <w:tc>
+          <w:tcPr>
+            <w:tcW w:w="4768" w:type="dxa"/>
+            <w:vAlign w:val="center"/>
+          </w:tcPr>
+          <w:p>
+            <w:pPr>
+              <w:pStyle w:val="TableText"/>
+              <w:cnfStyle w:val="000000000000" w:firstRow="0" w:lastRow="0" w:firstColumn="0" w:lastColumn="0" w:oddVBand="0" w:evenVBand="0" w:oddHBand="0" w:evenHBand="0" w:firstRowFirstColumn="0" w:firstRowLastColumn="0" w:lastRowFirstColumn="0" w:lastRowLastColumn="0"/>
+            </w:pPr>
+            <w:r>
+              <w:t>Indicates whether the resource is currently deployable.</w:t>
+            </w:r>
+          </w:p>
+        </w:tc>
+      </w:tr>
+    </w:tbl>
+    <w:p/>
+    <w:p/>
     <w:p/>
     <w:p>
       <w:pPr>
@@ -14897,14 +16407,14 @@
           <w:lang w:val="en-US"/>
         </w:rPr>
       </w:pPr>
-      <w:bookmarkStart w:id="35" w:name="_Toc222063327"/>
+      <w:bookmarkStart w:id="37" w:name="_Toc222086813"/>
       <w:r>
         <w:rPr>
           <w:lang w:val="en-US"/>
         </w:rPr>
         <w:t>REFERENCES</w:t>
       </w:r>
-      <w:bookmarkEnd w:id="35"/>
+      <w:bookmarkEnd w:id="37"/>
     </w:p>
     <w:p>
       <w:pPr>
@@ -15866,74 +17376,14 @@
     </w:sdt>
     <w:p>
       <w:pPr>
-        <w:rPr>
-          <w:lang w:eastAsia="ja-JP"/>
-        </w:rPr>
+        <w:spacing w:line="240" w:lineRule="auto"/>
+        <w:ind w:left="706" w:hanging="706"/>
       </w:pPr>
     </w:p>
     <w:p>
       <w:pPr>
-        <w:spacing w:line="240" w:lineRule="auto"/>
-        <w:ind w:left="706" w:hanging="706"/>
-      </w:pPr>
-      <w:r>
-        <w:t>Adıyaman, Ö. And Chorowicz, J. 2002. Late Cenozoic tectonics and volcanics in the</w:t>
-      </w:r>
-      <w:r>
-        <w:t xml:space="preserve"> </w:t>
-      </w:r>
-      <w:r>
-        <w:t>northwestern corner of the Arabian plate: a consequence of the strike-slip</w:t>
-      </w:r>
-      <w:r>
-        <w:t xml:space="preserve"> </w:t>
-      </w:r>
-      <w:r>
-        <w:t>Dead</w:t>
-      </w:r>
-      <w:r>
-        <w:tab/>
-      </w:r>
-      <w:r>
-        <w:t>Sea Fault Zone and lateral escape of A</w:t>
-      </w:r>
-      <w:r>
-        <w:t>nato</w:t>
-      </w:r>
-      <w:r>
-        <w:t xml:space="preserve">lia, Journal </w:t>
-      </w:r>
-      <w:proofErr w:type="gramStart"/>
-      <w:r>
-        <w:t xml:space="preserve">of </w:t>
-      </w:r>
-      <w:r>
-        <w:t xml:space="preserve"> </w:t>
-      </w:r>
-      <w:r>
-        <w:t>Volcanology</w:t>
-      </w:r>
-      <w:proofErr w:type="gramEnd"/>
-      <w:r>
-        <w:t xml:space="preserve"> </w:t>
-      </w:r>
-      <w:r>
-        <w:t xml:space="preserve">and </w:t>
-      </w:r>
-      <w:r>
-        <w:t>Geothermal Research, 117. 327-345.</w:t>
-      </w:r>
-    </w:p>
-    <w:p>
-      <w:pPr>
-        <w:spacing w:line="240" w:lineRule="auto"/>
-        <w:ind w:left="706" w:hanging="706"/>
-      </w:pPr>
-    </w:p>
-    <w:p>
-      <w:pPr>
         <w:sectPr>
-          <w:footerReference w:type="default" r:id="rId20"/>
+          <w:footerReference w:type="default" r:id="rId21"/>
           <w:type w:val="oddPage"/>
           <w:pgSz w:w="11906" w:h="16838"/>
           <w:pgMar w:top="1987" w:right="1584" w:bottom="1584" w:left="2275" w:header="706" w:footer="1411" w:gutter="0"/>
@@ -15949,10 +17399,10 @@
           <w:lang w:val="en-US"/>
         </w:rPr>
       </w:pPr>
-      <w:bookmarkStart w:id="36" w:name="_Toc508956019"/>
-      <w:bookmarkStart w:id="37" w:name="_Toc508964959"/>
-      <w:bookmarkStart w:id="38" w:name="_Toc509310144"/>
-      <w:bookmarkStart w:id="39" w:name="_Toc222063328"/>
+      <w:bookmarkStart w:id="38" w:name="_Toc508956019"/>
+      <w:bookmarkStart w:id="39" w:name="_Toc508964959"/>
+      <w:bookmarkStart w:id="40" w:name="_Toc509310144"/>
+      <w:bookmarkStart w:id="41" w:name="_Toc222086814"/>
       <w:r>
         <w:rPr>
           <w:lang w:val="en-US"/>
@@ -15960,26 +17410,26 @@
         <w:lastRenderedPageBreak/>
         <w:t>APPENDI</w:t>
       </w:r>
-      <w:bookmarkEnd w:id="36"/>
-      <w:bookmarkEnd w:id="37"/>
       <w:bookmarkEnd w:id="38"/>
+      <w:bookmarkEnd w:id="39"/>
+      <w:bookmarkEnd w:id="40"/>
       <w:r>
         <w:rPr>
           <w:lang w:val="en-US"/>
         </w:rPr>
         <w:t>CES</w:t>
       </w:r>
-      <w:bookmarkEnd w:id="39"/>
+      <w:bookmarkEnd w:id="41"/>
     </w:p>
     <w:p>
       <w:pPr>
         <w:pStyle w:val="Appendix"/>
       </w:pPr>
-      <w:bookmarkStart w:id="40" w:name="_Toc222063329"/>
+      <w:bookmarkStart w:id="42" w:name="_Toc222086815"/>
       <w:r>
         <w:t>Appendix Title</w:t>
       </w:r>
-      <w:bookmarkEnd w:id="40"/>
+      <w:bookmarkEnd w:id="42"/>
     </w:p>
     <w:p>
       <w:r>
@@ -16002,12 +17452,12 @@
       <w:pPr>
         <w:pStyle w:val="Appendix"/>
       </w:pPr>
-      <w:bookmarkStart w:id="41" w:name="_Toc222063330"/>
+      <w:bookmarkStart w:id="43" w:name="_Toc222086816"/>
       <w:r>
         <w:lastRenderedPageBreak/>
         <w:t>Appendix Title</w:t>
       </w:r>
-      <w:bookmarkEnd w:id="41"/>
+      <w:bookmarkEnd w:id="43"/>
     </w:p>
     <w:p>
       <w:r>
@@ -16035,7 +17485,7 @@
           <w:lang w:val="en-US"/>
         </w:rPr>
       </w:pPr>
-      <w:bookmarkStart w:id="42" w:name="_Toc222063331"/>
+      <w:bookmarkStart w:id="44" w:name="_Toc222086817"/>
       <w:r>
         <w:rPr>
           <w:lang w:val="en-US"/>
@@ -16043,7 +17493,7 @@
         <w:lastRenderedPageBreak/>
         <w:t>CURRICULUM VITAE</w:t>
       </w:r>
-      <w:bookmarkEnd w:id="42"/>
+      <w:bookmarkEnd w:id="44"/>
       <w:r>
         <w:rPr>
           <w:lang w:val="en-US"/>
@@ -19857,7 +21307,7 @@
       </w:r>
     </w:p>
     <w:sectPr>
-      <w:footerReference w:type="default" r:id="rId21"/>
+      <w:footerReference w:type="default" r:id="rId22"/>
       <w:type w:val="oddPage"/>
       <w:pgSz w:w="11906" w:h="16838"/>
       <w:pgMar w:top="1987" w:right="1584" w:bottom="1584" w:left="2275" w:header="706" w:footer="1411" w:gutter="0"/>
@@ -22767,6 +24217,119 @@
     </w:lvl>
   </w:abstractNum>
   <w:abstractNum w:abstractNumId="18" w15:restartNumberingAfterBreak="0">
+    <w:nsid w:val="33D06BEC"/>
+    <w:multiLevelType w:val="hybridMultilevel"/>
+    <w:tmpl w:val="22DA59BE"/>
+    <w:lvl w:ilvl="0" w:tplc="041F0001">
+      <w:start w:val="1"/>
+      <w:numFmt w:val="bullet"/>
+      <w:lvlText w:val=""/>
+      <w:lvlJc w:val="left"/>
+      <w:pPr>
+        <w:ind w:left="1440" w:hanging="360"/>
+      </w:pPr>
+      <w:rPr>
+        <w:rFonts w:ascii="Symbol" w:hAnsi="Symbol" w:hint="default"/>
+      </w:rPr>
+    </w:lvl>
+    <w:lvl w:ilvl="1" w:tplc="041F0003" w:tentative="1">
+      <w:start w:val="1"/>
+      <w:numFmt w:val="bullet"/>
+      <w:lvlText w:val="o"/>
+      <w:lvlJc w:val="left"/>
+      <w:pPr>
+        <w:ind w:left="2160" w:hanging="360"/>
+      </w:pPr>
+      <w:rPr>
+        <w:rFonts w:ascii="Courier New" w:hAnsi="Courier New" w:cs="Courier New" w:hint="default"/>
+      </w:rPr>
+    </w:lvl>
+    <w:lvl w:ilvl="2" w:tplc="041F0005" w:tentative="1">
+      <w:start w:val="1"/>
+      <w:numFmt w:val="bullet"/>
+      <w:lvlText w:val=""/>
+      <w:lvlJc w:val="left"/>
+      <w:pPr>
+        <w:ind w:left="2880" w:hanging="360"/>
+      </w:pPr>
+      <w:rPr>
+        <w:rFonts w:ascii="Wingdings" w:hAnsi="Wingdings" w:hint="default"/>
+      </w:rPr>
+    </w:lvl>
+    <w:lvl w:ilvl="3" w:tplc="041F0001" w:tentative="1">
+      <w:start w:val="1"/>
+      <w:numFmt w:val="bullet"/>
+      <w:lvlText w:val=""/>
+      <w:lvlJc w:val="left"/>
+      <w:pPr>
+        <w:ind w:left="3600" w:hanging="360"/>
+      </w:pPr>
+      <w:rPr>
+        <w:rFonts w:ascii="Symbol" w:hAnsi="Symbol" w:hint="default"/>
+      </w:rPr>
+    </w:lvl>
+    <w:lvl w:ilvl="4" w:tplc="041F0003" w:tentative="1">
+      <w:start w:val="1"/>
+      <w:numFmt w:val="bullet"/>
+      <w:lvlText w:val="o"/>
+      <w:lvlJc w:val="left"/>
+      <w:pPr>
+        <w:ind w:left="4320" w:hanging="360"/>
+      </w:pPr>
+      <w:rPr>
+        <w:rFonts w:ascii="Courier New" w:hAnsi="Courier New" w:cs="Courier New" w:hint="default"/>
+      </w:rPr>
+    </w:lvl>
+    <w:lvl w:ilvl="5" w:tplc="041F0005" w:tentative="1">
+      <w:start w:val="1"/>
+      <w:numFmt w:val="bullet"/>
+      <w:lvlText w:val=""/>
+      <w:lvlJc w:val="left"/>
+      <w:pPr>
+        <w:ind w:left="5040" w:hanging="360"/>
+      </w:pPr>
+      <w:rPr>
+        <w:rFonts w:ascii="Wingdings" w:hAnsi="Wingdings" w:hint="default"/>
+      </w:rPr>
+    </w:lvl>
+    <w:lvl w:ilvl="6" w:tplc="041F0001" w:tentative="1">
+      <w:start w:val="1"/>
+      <w:numFmt w:val="bullet"/>
+      <w:lvlText w:val=""/>
+      <w:lvlJc w:val="left"/>
+      <w:pPr>
+        <w:ind w:left="5760" w:hanging="360"/>
+      </w:pPr>
+      <w:rPr>
+        <w:rFonts w:ascii="Symbol" w:hAnsi="Symbol" w:hint="default"/>
+      </w:rPr>
+    </w:lvl>
+    <w:lvl w:ilvl="7" w:tplc="041F0003" w:tentative="1">
+      <w:start w:val="1"/>
+      <w:numFmt w:val="bullet"/>
+      <w:lvlText w:val="o"/>
+      <w:lvlJc w:val="left"/>
+      <w:pPr>
+        <w:ind w:left="6480" w:hanging="360"/>
+      </w:pPr>
+      <w:rPr>
+        <w:rFonts w:ascii="Courier New" w:hAnsi="Courier New" w:cs="Courier New" w:hint="default"/>
+      </w:rPr>
+    </w:lvl>
+    <w:lvl w:ilvl="8" w:tplc="041F0005" w:tentative="1">
+      <w:start w:val="1"/>
+      <w:numFmt w:val="bullet"/>
+      <w:lvlText w:val=""/>
+      <w:lvlJc w:val="left"/>
+      <w:pPr>
+        <w:ind w:left="7200" w:hanging="360"/>
+      </w:pPr>
+      <w:rPr>
+        <w:rFonts w:ascii="Wingdings" w:hAnsi="Wingdings" w:hint="default"/>
+      </w:rPr>
+    </w:lvl>
+  </w:abstractNum>
+  <w:abstractNum w:abstractNumId="19" w15:restartNumberingAfterBreak="0">
     <w:nsid w:val="3457243C"/>
     <w:multiLevelType w:val="multilevel"/>
     <w:tmpl w:val="7B56F4C4"/>
@@ -22915,7 +24478,7 @@
       </w:rPr>
     </w:lvl>
   </w:abstractNum>
-  <w:abstractNum w:abstractNumId="19" w15:restartNumberingAfterBreak="0">
+  <w:abstractNum w:abstractNumId="20" w15:restartNumberingAfterBreak="0">
     <w:nsid w:val="3D4012B2"/>
     <w:multiLevelType w:val="multilevel"/>
     <w:tmpl w:val="ED3CDBCE"/>
@@ -23064,7 +24627,7 @@
       </w:rPr>
     </w:lvl>
   </w:abstractNum>
-  <w:abstractNum w:abstractNumId="20" w15:restartNumberingAfterBreak="0">
+  <w:abstractNum w:abstractNumId="21" w15:restartNumberingAfterBreak="0">
     <w:nsid w:val="42975074"/>
     <w:multiLevelType w:val="multilevel"/>
     <w:tmpl w:val="625E2704"/>
@@ -23213,7 +24776,7 @@
       </w:rPr>
     </w:lvl>
   </w:abstractNum>
-  <w:abstractNum w:abstractNumId="21" w15:restartNumberingAfterBreak="0">
+  <w:abstractNum w:abstractNumId="22" w15:restartNumberingAfterBreak="0">
     <w:nsid w:val="43BE1356"/>
     <w:multiLevelType w:val="hybridMultilevel"/>
     <w:tmpl w:val="E32A566C"/>
@@ -23326,7 +24889,7 @@
       </w:rPr>
     </w:lvl>
   </w:abstractNum>
-  <w:abstractNum w:abstractNumId="22" w15:restartNumberingAfterBreak="0">
+  <w:abstractNum w:abstractNumId="23" w15:restartNumberingAfterBreak="0">
     <w:nsid w:val="45520F26"/>
     <w:multiLevelType w:val="multilevel"/>
     <w:tmpl w:val="A83CAD3E"/>
@@ -23475,7 +25038,7 @@
       </w:rPr>
     </w:lvl>
   </w:abstractNum>
-  <w:abstractNum w:abstractNumId="23" w15:restartNumberingAfterBreak="0">
+  <w:abstractNum w:abstractNumId="24" w15:restartNumberingAfterBreak="0">
     <w:nsid w:val="468E0807"/>
     <w:multiLevelType w:val="multilevel"/>
     <w:tmpl w:val="25826414"/>
@@ -23624,7 +25187,7 @@
       </w:rPr>
     </w:lvl>
   </w:abstractNum>
-  <w:abstractNum w:abstractNumId="24" w15:restartNumberingAfterBreak="0">
+  <w:abstractNum w:abstractNumId="25" w15:restartNumberingAfterBreak="0">
     <w:nsid w:val="4F5A06DE"/>
     <w:multiLevelType w:val="hybridMultilevel"/>
     <w:tmpl w:val="A052DCF2"/>
@@ -23714,7 +25277,7 @@
       </w:pPr>
     </w:lvl>
   </w:abstractNum>
-  <w:abstractNum w:abstractNumId="25" w15:restartNumberingAfterBreak="0">
+  <w:abstractNum w:abstractNumId="26" w15:restartNumberingAfterBreak="0">
     <w:nsid w:val="4F6F2216"/>
     <w:multiLevelType w:val="multilevel"/>
     <w:tmpl w:val="B5ECAF62"/>
@@ -23863,7 +25426,7 @@
       </w:rPr>
     </w:lvl>
   </w:abstractNum>
-  <w:abstractNum w:abstractNumId="26" w15:restartNumberingAfterBreak="0">
+  <w:abstractNum w:abstractNumId="27" w15:restartNumberingAfterBreak="0">
     <w:nsid w:val="4FF70C11"/>
     <w:multiLevelType w:val="multilevel"/>
     <w:tmpl w:val="1D6049F2"/>
@@ -24012,7 +25575,7 @@
       </w:rPr>
     </w:lvl>
   </w:abstractNum>
-  <w:abstractNum w:abstractNumId="27" w15:restartNumberingAfterBreak="0">
+  <w:abstractNum w:abstractNumId="28" w15:restartNumberingAfterBreak="0">
     <w:nsid w:val="51D34FE6"/>
     <w:multiLevelType w:val="multilevel"/>
     <w:tmpl w:val="3E0267B2"/>
@@ -24138,7 +25701,7 @@
       </w:rPr>
     </w:lvl>
   </w:abstractNum>
-  <w:abstractNum w:abstractNumId="28" w15:restartNumberingAfterBreak="0">
+  <w:abstractNum w:abstractNumId="29" w15:restartNumberingAfterBreak="0">
     <w:nsid w:val="53AF284B"/>
     <w:multiLevelType w:val="multilevel"/>
     <w:tmpl w:val="23D28BB0"/>
@@ -24287,7 +25850,156 @@
       </w:rPr>
     </w:lvl>
   </w:abstractNum>
-  <w:abstractNum w:abstractNumId="29" w15:restartNumberingAfterBreak="0">
+  <w:abstractNum w:abstractNumId="30" w15:restartNumberingAfterBreak="0">
+    <w:nsid w:val="5401658B"/>
+    <w:multiLevelType w:val="multilevel"/>
+    <w:tmpl w:val="9F60C9B4"/>
+    <w:lvl w:ilvl="0">
+      <w:start w:val="1"/>
+      <w:numFmt w:val="bullet"/>
+      <w:lvlText w:val=""/>
+      <w:lvlJc w:val="left"/>
+      <w:pPr>
+        <w:tabs>
+          <w:tab w:val="num" w:pos="720"/>
+        </w:tabs>
+        <w:ind w:left="720" w:hanging="360"/>
+      </w:pPr>
+      <w:rPr>
+        <w:rFonts w:ascii="Symbol" w:hAnsi="Symbol" w:hint="default"/>
+        <w:sz w:val="20"/>
+      </w:rPr>
+    </w:lvl>
+    <w:lvl w:ilvl="1" w:tentative="1">
+      <w:start w:val="1"/>
+      <w:numFmt w:val="bullet"/>
+      <w:lvlText w:val="o"/>
+      <w:lvlJc w:val="left"/>
+      <w:pPr>
+        <w:tabs>
+          <w:tab w:val="num" w:pos="1440"/>
+        </w:tabs>
+        <w:ind w:left="1440" w:hanging="360"/>
+      </w:pPr>
+      <w:rPr>
+        <w:rFonts w:ascii="Courier New" w:hAnsi="Courier New" w:hint="default"/>
+        <w:sz w:val="20"/>
+      </w:rPr>
+    </w:lvl>
+    <w:lvl w:ilvl="2" w:tentative="1">
+      <w:start w:val="1"/>
+      <w:numFmt w:val="bullet"/>
+      <w:lvlText w:val=""/>
+      <w:lvlJc w:val="left"/>
+      <w:pPr>
+        <w:tabs>
+          <w:tab w:val="num" w:pos="2160"/>
+        </w:tabs>
+        <w:ind w:left="2160" w:hanging="360"/>
+      </w:pPr>
+      <w:rPr>
+        <w:rFonts w:ascii="Wingdings" w:hAnsi="Wingdings" w:hint="default"/>
+        <w:sz w:val="20"/>
+      </w:rPr>
+    </w:lvl>
+    <w:lvl w:ilvl="3" w:tentative="1">
+      <w:start w:val="1"/>
+      <w:numFmt w:val="bullet"/>
+      <w:lvlText w:val=""/>
+      <w:lvlJc w:val="left"/>
+      <w:pPr>
+        <w:tabs>
+          <w:tab w:val="num" w:pos="2880"/>
+        </w:tabs>
+        <w:ind w:left="2880" w:hanging="360"/>
+      </w:pPr>
+      <w:rPr>
+        <w:rFonts w:ascii="Wingdings" w:hAnsi="Wingdings" w:hint="default"/>
+        <w:sz w:val="20"/>
+      </w:rPr>
+    </w:lvl>
+    <w:lvl w:ilvl="4" w:tentative="1">
+      <w:start w:val="1"/>
+      <w:numFmt w:val="bullet"/>
+      <w:lvlText w:val=""/>
+      <w:lvlJc w:val="left"/>
+      <w:pPr>
+        <w:tabs>
+          <w:tab w:val="num" w:pos="3600"/>
+        </w:tabs>
+        <w:ind w:left="3600" w:hanging="360"/>
+      </w:pPr>
+      <w:rPr>
+        <w:rFonts w:ascii="Wingdings" w:hAnsi="Wingdings" w:hint="default"/>
+        <w:sz w:val="20"/>
+      </w:rPr>
+    </w:lvl>
+    <w:lvl w:ilvl="5" w:tentative="1">
+      <w:start w:val="1"/>
+      <w:numFmt w:val="bullet"/>
+      <w:lvlText w:val=""/>
+      <w:lvlJc w:val="left"/>
+      <w:pPr>
+        <w:tabs>
+          <w:tab w:val="num" w:pos="4320"/>
+        </w:tabs>
+        <w:ind w:left="4320" w:hanging="360"/>
+      </w:pPr>
+      <w:rPr>
+        <w:rFonts w:ascii="Wingdings" w:hAnsi="Wingdings" w:hint="default"/>
+        <w:sz w:val="20"/>
+      </w:rPr>
+    </w:lvl>
+    <w:lvl w:ilvl="6" w:tentative="1">
+      <w:start w:val="1"/>
+      <w:numFmt w:val="bullet"/>
+      <w:lvlText w:val=""/>
+      <w:lvlJc w:val="left"/>
+      <w:pPr>
+        <w:tabs>
+          <w:tab w:val="num" w:pos="5040"/>
+        </w:tabs>
+        <w:ind w:left="5040" w:hanging="360"/>
+      </w:pPr>
+      <w:rPr>
+        <w:rFonts w:ascii="Wingdings" w:hAnsi="Wingdings" w:hint="default"/>
+        <w:sz w:val="20"/>
+      </w:rPr>
+    </w:lvl>
+    <w:lvl w:ilvl="7" w:tentative="1">
+      <w:start w:val="1"/>
+      <w:numFmt w:val="bullet"/>
+      <w:lvlText w:val=""/>
+      <w:lvlJc w:val="left"/>
+      <w:pPr>
+        <w:tabs>
+          <w:tab w:val="num" w:pos="5760"/>
+        </w:tabs>
+        <w:ind w:left="5760" w:hanging="360"/>
+      </w:pPr>
+      <w:rPr>
+        <w:rFonts w:ascii="Wingdings" w:hAnsi="Wingdings" w:hint="default"/>
+        <w:sz w:val="20"/>
+      </w:rPr>
+    </w:lvl>
+    <w:lvl w:ilvl="8" w:tentative="1">
+      <w:start w:val="1"/>
+      <w:numFmt w:val="bullet"/>
+      <w:lvlText w:val=""/>
+      <w:lvlJc w:val="left"/>
+      <w:pPr>
+        <w:tabs>
+          <w:tab w:val="num" w:pos="6480"/>
+        </w:tabs>
+        <w:ind w:left="6480" w:hanging="360"/>
+      </w:pPr>
+      <w:rPr>
+        <w:rFonts w:ascii="Wingdings" w:hAnsi="Wingdings" w:hint="default"/>
+        <w:sz w:val="20"/>
+      </w:rPr>
+    </w:lvl>
+  </w:abstractNum>
+  <w:abstractNum w:abstractNumId="31" w15:restartNumberingAfterBreak="0">
     <w:nsid w:val="556B2549"/>
     <w:multiLevelType w:val="multilevel"/>
     <w:tmpl w:val="14DEDAF8"/>
@@ -24436,7 +26148,7 @@
       </w:rPr>
     </w:lvl>
   </w:abstractNum>
-  <w:abstractNum w:abstractNumId="30" w15:restartNumberingAfterBreak="0">
+  <w:abstractNum w:abstractNumId="32" w15:restartNumberingAfterBreak="0">
     <w:nsid w:val="62214EF1"/>
     <w:multiLevelType w:val="multilevel"/>
     <w:tmpl w:val="657CE162"/>
@@ -24585,7 +26297,7 @@
       </w:rPr>
     </w:lvl>
   </w:abstractNum>
-  <w:abstractNum w:abstractNumId="31" w15:restartNumberingAfterBreak="0">
+  <w:abstractNum w:abstractNumId="33" w15:restartNumberingAfterBreak="0">
     <w:nsid w:val="64224A9E"/>
     <w:multiLevelType w:val="hybridMultilevel"/>
     <w:tmpl w:val="C4A20EE4"/>
@@ -24675,7 +26387,7 @@
       </w:pPr>
     </w:lvl>
   </w:abstractNum>
-  <w:abstractNum w:abstractNumId="32" w15:restartNumberingAfterBreak="0">
+  <w:abstractNum w:abstractNumId="34" w15:restartNumberingAfterBreak="0">
     <w:nsid w:val="665063C4"/>
     <w:multiLevelType w:val="hybridMultilevel"/>
     <w:tmpl w:val="79B49404"/>
@@ -24764,7 +26476,7 @@
       </w:pPr>
     </w:lvl>
   </w:abstractNum>
-  <w:abstractNum w:abstractNumId="33" w15:restartNumberingAfterBreak="0">
+  <w:abstractNum w:abstractNumId="35" w15:restartNumberingAfterBreak="0">
     <w:nsid w:val="6F1711D3"/>
     <w:multiLevelType w:val="multilevel"/>
     <w:tmpl w:val="05560A10"/>
@@ -24913,7 +26625,7 @@
       </w:rPr>
     </w:lvl>
   </w:abstractNum>
-  <w:abstractNum w:abstractNumId="34" w15:restartNumberingAfterBreak="0">
+  <w:abstractNum w:abstractNumId="36" w15:restartNumberingAfterBreak="0">
     <w:nsid w:val="76BF460E"/>
     <w:multiLevelType w:val="multilevel"/>
     <w:tmpl w:val="82C2DB86"/>
@@ -25062,7 +26774,7 @@
       </w:rPr>
     </w:lvl>
   </w:abstractNum>
-  <w:abstractNum w:abstractNumId="35" w15:restartNumberingAfterBreak="0">
+  <w:abstractNum w:abstractNumId="37" w15:restartNumberingAfterBreak="0">
     <w:nsid w:val="79126844"/>
     <w:multiLevelType w:val="multilevel"/>
     <w:tmpl w:val="B0B809A0"/>
@@ -25211,7 +26923,7 @@
       </w:rPr>
     </w:lvl>
   </w:abstractNum>
-  <w:abstractNum w:abstractNumId="36" w15:restartNumberingAfterBreak="0">
+  <w:abstractNum w:abstractNumId="38" w15:restartNumberingAfterBreak="0">
     <w:nsid w:val="79365CEE"/>
     <w:multiLevelType w:val="multilevel"/>
     <w:tmpl w:val="B9CAF0F4"/>
@@ -25360,7 +27072,7 @@
       </w:rPr>
     </w:lvl>
   </w:abstractNum>
-  <w:abstractNum w:abstractNumId="37" w15:restartNumberingAfterBreak="0">
+  <w:abstractNum w:abstractNumId="39" w15:restartNumberingAfterBreak="0">
     <w:nsid w:val="7BB22AE7"/>
     <w:multiLevelType w:val="multilevel"/>
     <w:tmpl w:val="50924F8E"/>
@@ -25510,13 +27222,13 @@
     </w:lvl>
   </w:abstractNum>
   <w:num w:numId="1" w16cid:durableId="1190948359">
-    <w:abstractNumId w:val="24"/>
+    <w:abstractNumId w:val="25"/>
   </w:num>
   <w:num w:numId="2" w16cid:durableId="947735480">
-    <w:abstractNumId w:val="31"/>
+    <w:abstractNumId w:val="33"/>
   </w:num>
   <w:num w:numId="3" w16cid:durableId="465977380">
-    <w:abstractNumId w:val="27"/>
+    <w:abstractNumId w:val="28"/>
   </w:num>
   <w:num w:numId="4" w16cid:durableId="1592813818">
     <w:abstractNumId w:val="7"/>
@@ -25531,10 +27243,10 @@
     <w:abstractNumId w:val="1"/>
   </w:num>
   <w:num w:numId="8" w16cid:durableId="268897014">
-    <w:abstractNumId w:val="32"/>
+    <w:abstractNumId w:val="34"/>
   </w:num>
   <w:num w:numId="9" w16cid:durableId="1685134397">
-    <w:abstractNumId w:val="22"/>
+    <w:abstractNumId w:val="23"/>
   </w:num>
   <w:num w:numId="10" w16cid:durableId="1920366576">
     <w:abstractNumId w:val="3"/>
@@ -25546,7 +27258,7 @@
     <w:abstractNumId w:val="2"/>
   </w:num>
   <w:num w:numId="13" w16cid:durableId="383065030">
-    <w:abstractNumId w:val="19"/>
+    <w:abstractNumId w:val="20"/>
   </w:num>
   <w:num w:numId="14" w16cid:durableId="64375866">
     <w:abstractNumId w:val="14"/>
@@ -25555,31 +27267,31 @@
     <w:abstractNumId w:val="10"/>
   </w:num>
   <w:num w:numId="16" w16cid:durableId="2060124748">
-    <w:abstractNumId w:val="29"/>
+    <w:abstractNumId w:val="31"/>
   </w:num>
   <w:num w:numId="17" w16cid:durableId="89544920">
-    <w:abstractNumId w:val="20"/>
+    <w:abstractNumId w:val="21"/>
   </w:num>
   <w:num w:numId="18" w16cid:durableId="452213171">
     <w:abstractNumId w:val="17"/>
   </w:num>
   <w:num w:numId="19" w16cid:durableId="745881953">
-    <w:abstractNumId w:val="28"/>
+    <w:abstractNumId w:val="29"/>
   </w:num>
   <w:num w:numId="20" w16cid:durableId="388191881">
-    <w:abstractNumId w:val="34"/>
+    <w:abstractNumId w:val="36"/>
   </w:num>
   <w:num w:numId="21" w16cid:durableId="675038118">
     <w:abstractNumId w:val="8"/>
   </w:num>
   <w:num w:numId="22" w16cid:durableId="1169060857">
+    <w:abstractNumId w:val="39"/>
+  </w:num>
+  <w:num w:numId="23" w16cid:durableId="1235705504">
     <w:abstractNumId w:val="37"/>
   </w:num>
-  <w:num w:numId="23" w16cid:durableId="1235705504">
-    <w:abstractNumId w:val="35"/>
-  </w:num>
   <w:num w:numId="24" w16cid:durableId="1961260921">
-    <w:abstractNumId w:val="30"/>
+    <w:abstractNumId w:val="32"/>
   </w:num>
   <w:num w:numId="25" w16cid:durableId="652562000">
     <w:abstractNumId w:val="16"/>
@@ -25591,22 +27303,22 @@
     <w:abstractNumId w:val="11"/>
   </w:num>
   <w:num w:numId="28" w16cid:durableId="1428044318">
-    <w:abstractNumId w:val="23"/>
+    <w:abstractNumId w:val="24"/>
   </w:num>
   <w:num w:numId="29" w16cid:durableId="1670865158">
     <w:abstractNumId w:val="6"/>
   </w:num>
   <w:num w:numId="30" w16cid:durableId="732241972">
-    <w:abstractNumId w:val="36"/>
+    <w:abstractNumId w:val="38"/>
   </w:num>
   <w:num w:numId="31" w16cid:durableId="808015259">
-    <w:abstractNumId w:val="26"/>
+    <w:abstractNumId w:val="27"/>
   </w:num>
   <w:num w:numId="32" w16cid:durableId="1495367102">
-    <w:abstractNumId w:val="21"/>
+    <w:abstractNumId w:val="22"/>
   </w:num>
   <w:num w:numId="33" w16cid:durableId="1162089796">
-    <w:abstractNumId w:val="33"/>
+    <w:abstractNumId w:val="35"/>
   </w:num>
   <w:num w:numId="34" w16cid:durableId="1735228308">
     <w:abstractNumId w:val="5"/>
@@ -25618,10 +27330,16 @@
     <w:abstractNumId w:val="13"/>
   </w:num>
   <w:num w:numId="37" w16cid:durableId="1351181184">
-    <w:abstractNumId w:val="18"/>
+    <w:abstractNumId w:val="19"/>
   </w:num>
   <w:num w:numId="38" w16cid:durableId="1638025985">
-    <w:abstractNumId w:val="25"/>
+    <w:abstractNumId w:val="26"/>
+  </w:num>
+  <w:num w:numId="39" w16cid:durableId="1539466554">
+    <w:abstractNumId w:val="30"/>
+  </w:num>
+  <w:num w:numId="40" w16cid:durableId="1111630964">
+    <w:abstractNumId w:val="18"/>
   </w:num>
   <w:numIdMacAtCleanup w:val="30"/>
 </w:numbering>
@@ -26033,7 +27751,7 @@
   <w:style w:type="paragraph" w:default="1" w:styleId="Normal">
     <w:name w:val="Normal"/>
     <w:qFormat/>
-    <w:rsid w:val="004B4F35"/>
+    <w:rsid w:val="00BA1F17"/>
     <w:pPr>
       <w:spacing w:line="360" w:lineRule="auto"/>
       <w:jc w:val="both"/>
@@ -27776,14 +29494,17 @@
     <w:rsid w:val="0012186C"/>
     <w:rsid w:val="00133702"/>
     <w:rsid w:val="001575DC"/>
+    <w:rsid w:val="0016120C"/>
     <w:rsid w:val="00184587"/>
     <w:rsid w:val="00187B30"/>
+    <w:rsid w:val="001B1E29"/>
     <w:rsid w:val="001F37B3"/>
     <w:rsid w:val="00215EF3"/>
     <w:rsid w:val="00223923"/>
     <w:rsid w:val="00257CD5"/>
     <w:rsid w:val="00263C54"/>
     <w:rsid w:val="002E2DC5"/>
+    <w:rsid w:val="002F0075"/>
     <w:rsid w:val="00345129"/>
     <w:rsid w:val="00352714"/>
     <w:rsid w:val="003B016C"/>
